--- a/rapports/Rapport_Bloc2_Veille_Benchmark_Parametrage_IA.docx
+++ b/rapports/Rapport_Bloc2_Veille_Benchmark_Parametrage_IA.docx
@@ -252,7 +252,13 @@
       </w:pPr>
       <w:r>
         <w:rPr/>
-        <w:t>La couche données (Bloc 1) collecte et expose via API REST les cours OHLCV, les actualités Bitcoin scrapées depuis CoinTelegraph, et des indicateurs de sentiment. La question qui ouvre ce rapport est celle de la couche intelligence artificielle : quel service d'IA préexistant utiliser pour produire cette prédiction de tendance ?</w:t>
+        <w:t>La couche données (Bloc 1) collecte et expose via API REST les cours OHLCV et les paires de trading. Un scraper Scrapy (hébergé dans Bloc1_data, mais piloté depuis Bloc2) alimente séparément un fichier local d'actualités Bitcoin, consulté directement par le POC Streamlit sans passer par l'API ni par le modèle de prédiction. La question qui ouvre ce rapport est celle de la couche intelligence artificielle : quel service d'IA préexistant utiliser pour produire cette prédiction de tendance ?</w:t>
+      </w:r>
+    </w:p>
+    <w:p>
+      <w:pPr/>
+      <w:r>
+        <w:t>Ce rapport couvre le choix et le paramétrage d'un service d'IA (C6-C8) ; l'exposition du modèle, son intégration dans l'application Django, le monitorage et les tests sont couverts par les rapports E3 et E4.</w:t>
       </w:r>
     </w:p>
     <w:p>
@@ -272,7 +278,7 @@
       </w:pPr>
       <w:r>
         <w:rPr/>
-        <w:t>En tant qu'alternant ingénieur IA, je manipule quotidiennement des appels API LLM (extraction, agents, résumé). Ma première hypothèse de travail a donc naturellement été de tester un LLM généraliste (Anthropic Claude) en zero-shot comme baseline rapide pour la prédiction de tendance — une démarche que la littérature récente en finance computationnelle utilise elle-même comme point de comparaison initial avant de proposer des architectures spécialisées (cf. §3.3) — en lui envoyant les données de marché des 30 derniers jours (Fear &amp; Greed Index + cours BTC en USD) et en lui demandant de prédire la tendance des prochaines 24 heures. Cette approche est implémentée dans l'application Streamlit Bloc2_veille/app_benchmark.py.</w:t>
+        <w:t>En tant qu'alternant ingénieur IA, je manipule quotidiennement des appels API LLM (extraction, agents, résumé). Ma première hypothèse de travail a donc naturellement été de tester un LLM généraliste (Anthropic Claude) en zero-shot comme baseline rapide pour la prédiction de tendance (une démarche que la littérature récente en finance computationnelle utilise elle-même comme point de comparaison initial avant de proposer des architectures spécialisées, cf. §3.3), en lui envoyant les données de marché des 30 derniers jours (Fear &amp; Greed Index + cours BTC en USD) et en lui demandant de prédire la tendance des prochaines 24 heures. Cette approche est implémentée dans l'application Streamlit Bloc2_veille/app_benchmark.py.</w:t>
       </w:r>
     </w:p>
     <w:p>
@@ -495,7 +501,7 @@
                 <w:szCs w:val="22"/>
                 <w:lang w:val="en-US" w:eastAsia="en-US" w:bidi="ar-SA"/>
               </w:rPr>
-              <w:t>~0,003 $/requête — non soutenable à volume élevé</w:t>
+              <w:t>~0,003 $/requête, non soutenable à volume élevé</w:t>
             </w:r>
           </w:p>
         </w:tc>
@@ -780,7 +786,7 @@
                 <w:szCs w:val="22"/>
                 <w:lang w:val="en-US" w:eastAsia="en-US" w:bidi="ar-SA"/>
               </w:rPr>
-              <w:t>Non quantifiable précisément — argument qualitatif détaillé en §3.5</w:t>
+              <w:t>Non quantifiable précisément, argument qualitatif détaillé en §3.5</w:t>
             </w:r>
           </w:p>
         </w:tc>
@@ -793,716 +799,7 @@
       </w:pPr>
       <w:r>
         <w:rPr/>
-        <w:t>Ce constat a motivé une veille formalisée : existe-t-il une solution plus adaptée qu'un LLM généraliste pour une prédiction quantitative de tendance, tout en conservant le LLM comme outil complémentaire pour l'analyse qualitative ?</w:t>
-      </w:r>
-    </w:p>
-    <w:p>
-      <w:pPr>
-        <w:pStyle w:val="Heading2"/>
-        <w:rPr/>
-      </w:pPr>
-      <w:r>
-        <w:rPr/>
-        <w:t>1.3 Cadrage de l'épreuve E2</w:t>
-      </w:r>
-    </w:p>
-    <w:p>
-      <w:pPr>
-        <w:pStyle w:val="Normal"/>
-        <w:rPr/>
-      </w:pPr>
-      <w:r>
-        <w:rPr/>
-        <w:t>Ce rapport porte sur l'intégration de services d'intelligence artificielle préexistants (LLM cloud et/ou modèle ML), par opposition au rapport E3 qui couvrira l'exposition du modèle via API, son intégration dans l'application Django, le monitorage, les tests automatisés et la chaîne MLOps.</w:t>
-      </w:r>
-    </w:p>
-    <w:p>
-      <w:pPr>
-        <w:pStyle w:val="Normal"/>
-        <w:rPr/>
-      </w:pPr>
-      <w:r>
-        <w:rPr/>
-        <w:t>Les compétences évaluées ici sont : C6 (veille technique et réglementaire), C7 (benchmark et recommandation de services IA), C8 (paramétrage du service préconisé).</w:t>
-      </w:r>
-    </w:p>
-    <w:p>
-      <w:pPr>
-        <w:pStyle w:val="Heading2"/>
-        <w:rPr/>
-      </w:pPr>
-      <w:r>
-        <w:rPr/>
-        <w:t>1.4 Architecture du projet et périmètre Bloc 2</w:t>
-      </w:r>
-    </w:p>
-    <w:tbl>
-      <w:tblPr>
-        <w:tblStyle w:val="TableGrid"/>
-        <w:tblW w:w="8640" w:type="dxa"/>
-        <w:jc w:val="center"/>
-        <w:tblInd w:w="0" w:type="dxa"/>
-        <w:tblLayout w:type="fixed"/>
-        <w:tblCellMar>
-          <w:top w:w="0" w:type="dxa"/>
-          <w:left w:w="108" w:type="dxa"/>
-          <w:bottom w:w="0" w:type="dxa"/>
-          <w:right w:w="108" w:type="dxa"/>
-        </w:tblCellMar>
-        <w:tblLook w:val="04a0" w:noHBand="0" w:noVBand="1" w:firstColumn="1" w:lastRow="0" w:lastColumn="0" w:firstRow="1"/>
-      </w:tblPr>
-      <w:tblGrid>
-        <w:gridCol w:w="2160"/>
-        <w:gridCol w:w="2160"/>
-        <w:gridCol w:w="2160"/>
-        <w:gridCol w:w="2159"/>
-      </w:tblGrid>
-      <w:tr>
-        <w:trPr/>
-        <w:tc>
-          <w:tcPr>
-            <w:tcW w:w="2160" w:type="dxa"/>
-            <w:tcBorders/>
-            <w:shd w:fill="2E74B5" w:val="clear"/>
-          </w:tcPr>
-          <w:p>
-            <w:pPr>
-              <w:pStyle w:val="Normal"/>
-              <w:widowControl/>
-              <w:spacing w:before="0" w:after="120"/>
-              <w:jc w:val="center"/>
-              <w:rPr>
-                <w:rFonts w:eastAsia="ＭＳ 明朝" w:cs=""/>
-                <w:kern w:val="0"/>
-                <w:szCs w:val="22"/>
-                <w:lang w:val="en-US" w:eastAsia="en-US" w:bidi="ar-SA"/>
-              </w:rPr>
-            </w:pPr>
-            <w:r>
-              <w:rPr>
-                <w:rFonts w:eastAsia="ＭＳ 明朝" w:cs=""/>
-                <w:b/>
-                <w:color w:val="FFFFFF"/>
-                <w:kern w:val="0"/>
-                <w:sz w:val="18"/>
-                <w:szCs w:val="22"/>
-                <w:lang w:val="en-US" w:eastAsia="en-US" w:bidi="ar-SA"/>
-              </w:rPr>
-              <w:t>Bloc</w:t>
-            </w:r>
-          </w:p>
-        </w:tc>
-        <w:tc>
-          <w:tcPr>
-            <w:tcW w:w="2160" w:type="dxa"/>
-            <w:tcBorders/>
-            <w:shd w:fill="2E74B5" w:val="clear"/>
-          </w:tcPr>
-          <w:p>
-            <w:pPr>
-              <w:pStyle w:val="Normal"/>
-              <w:widowControl/>
-              <w:spacing w:before="0" w:after="120"/>
-              <w:jc w:val="center"/>
-              <w:rPr>
-                <w:rFonts w:eastAsia="ＭＳ 明朝" w:cs=""/>
-                <w:kern w:val="0"/>
-                <w:szCs w:val="22"/>
-                <w:lang w:val="en-US" w:eastAsia="en-US" w:bidi="ar-SA"/>
-              </w:rPr>
-            </w:pPr>
-            <w:r>
-              <w:rPr>
-                <w:rFonts w:eastAsia="ＭＳ 明朝" w:cs=""/>
-                <w:b/>
-                <w:color w:val="FFFFFF"/>
-                <w:kern w:val="0"/>
-                <w:sz w:val="18"/>
-                <w:szCs w:val="22"/>
-                <w:lang w:val="en-US" w:eastAsia="en-US" w:bidi="ar-SA"/>
-              </w:rPr>
-              <w:t>Rôle</w:t>
-            </w:r>
-          </w:p>
-        </w:tc>
-        <w:tc>
-          <w:tcPr>
-            <w:tcW w:w="2160" w:type="dxa"/>
-            <w:tcBorders/>
-            <w:shd w:fill="2E74B5" w:val="clear"/>
-          </w:tcPr>
-          <w:p>
-            <w:pPr>
-              <w:pStyle w:val="Normal"/>
-              <w:widowControl/>
-              <w:spacing w:before="0" w:after="120"/>
-              <w:jc w:val="center"/>
-              <w:rPr>
-                <w:rFonts w:eastAsia="ＭＳ 明朝" w:cs=""/>
-                <w:kern w:val="0"/>
-                <w:szCs w:val="22"/>
-                <w:lang w:val="en-US" w:eastAsia="en-US" w:bidi="ar-SA"/>
-              </w:rPr>
-            </w:pPr>
-            <w:r>
-              <w:rPr>
-                <w:rFonts w:eastAsia="ＭＳ 明朝" w:cs=""/>
-                <w:b/>
-                <w:color w:val="FFFFFF"/>
-                <w:kern w:val="0"/>
-                <w:sz w:val="18"/>
-                <w:szCs w:val="22"/>
-                <w:lang w:val="en-US" w:eastAsia="en-US" w:bidi="ar-SA"/>
-              </w:rPr>
-              <w:t>Technologie</w:t>
-            </w:r>
-          </w:p>
-        </w:tc>
-        <w:tc>
-          <w:tcPr>
-            <w:tcW w:w="2159" w:type="dxa"/>
-            <w:tcBorders/>
-            <w:shd w:fill="2E74B5" w:val="clear"/>
-          </w:tcPr>
-          <w:p>
-            <w:pPr>
-              <w:pStyle w:val="Normal"/>
-              <w:widowControl/>
-              <w:spacing w:before="0" w:after="120"/>
-              <w:jc w:val="center"/>
-              <w:rPr>
-                <w:rFonts w:eastAsia="ＭＳ 明朝" w:cs=""/>
-                <w:kern w:val="0"/>
-                <w:szCs w:val="22"/>
-                <w:lang w:val="en-US" w:eastAsia="en-US" w:bidi="ar-SA"/>
-              </w:rPr>
-            </w:pPr>
-            <w:r>
-              <w:rPr>
-                <w:rFonts w:eastAsia="ＭＳ 明朝" w:cs=""/>
-                <w:b/>
-                <w:color w:val="FFFFFF"/>
-                <w:kern w:val="0"/>
-                <w:sz w:val="18"/>
-                <w:szCs w:val="22"/>
-                <w:lang w:val="en-US" w:eastAsia="en-US" w:bidi="ar-SA"/>
-              </w:rPr>
-              <w:t>Lien avec ce rapport</w:t>
-            </w:r>
-          </w:p>
-        </w:tc>
-      </w:tr>
-      <w:tr>
-        <w:trPr/>
-        <w:tc>
-          <w:tcPr>
-            <w:tcW w:w="2160" w:type="dxa"/>
-            <w:tcBorders/>
-          </w:tcPr>
-          <w:p>
-            <w:pPr>
-              <w:pStyle w:val="Normal"/>
-              <w:widowControl/>
-              <w:spacing w:before="0" w:after="120"/>
-              <w:jc w:val="left"/>
-              <w:rPr>
-                <w:rFonts w:eastAsia="ＭＳ 明朝" w:cs=""/>
-                <w:kern w:val="0"/>
-                <w:szCs w:val="22"/>
-                <w:lang w:val="en-US" w:eastAsia="en-US" w:bidi="ar-SA"/>
-              </w:rPr>
-            </w:pPr>
-            <w:r>
-              <w:rPr>
-                <w:rFonts w:eastAsia="ＭＳ 明朝" w:cs=""/>
-                <w:kern w:val="0"/>
-                <w:sz w:val="18"/>
-                <w:szCs w:val="22"/>
-                <w:lang w:val="en-US" w:eastAsia="en-US" w:bidi="ar-SA"/>
-              </w:rPr>
-              <w:t>Bloc1_data</w:t>
-            </w:r>
-          </w:p>
-        </w:tc>
-        <w:tc>
-          <w:tcPr>
-            <w:tcW w:w="2160" w:type="dxa"/>
-            <w:tcBorders/>
-          </w:tcPr>
-          <w:p>
-            <w:pPr>
-              <w:pStyle w:val="Normal"/>
-              <w:widowControl/>
-              <w:spacing w:before="0" w:after="120"/>
-              <w:jc w:val="left"/>
-              <w:rPr>
-                <w:rFonts w:eastAsia="ＭＳ 明朝" w:cs=""/>
-                <w:kern w:val="0"/>
-                <w:szCs w:val="22"/>
-                <w:lang w:val="en-US" w:eastAsia="en-US" w:bidi="ar-SA"/>
-              </w:rPr>
-            </w:pPr>
-            <w:r>
-              <w:rPr>
-                <w:rFonts w:eastAsia="ＭＳ 明朝" w:cs=""/>
-                <w:kern w:val="0"/>
-                <w:sz w:val="18"/>
-                <w:szCs w:val="22"/>
-                <w:lang w:val="en-US" w:eastAsia="en-US" w:bidi="ar-SA"/>
-              </w:rPr>
-              <w:t>Collecte et stockage OHLCV + scraping</w:t>
-            </w:r>
-          </w:p>
-        </w:tc>
-        <w:tc>
-          <w:tcPr>
-            <w:tcW w:w="2160" w:type="dxa"/>
-            <w:tcBorders/>
-          </w:tcPr>
-          <w:p>
-            <w:pPr>
-              <w:pStyle w:val="Normal"/>
-              <w:widowControl/>
-              <w:spacing w:before="0" w:after="120"/>
-              <w:jc w:val="left"/>
-              <w:rPr>
-                <w:rFonts w:eastAsia="ＭＳ 明朝" w:cs=""/>
-                <w:kern w:val="0"/>
-                <w:szCs w:val="22"/>
-                <w:lang w:val="en-US" w:eastAsia="en-US" w:bidi="ar-SA"/>
-              </w:rPr>
-            </w:pPr>
-            <w:r>
-              <w:rPr>
-                <w:rFonts w:eastAsia="ＭＳ 明朝" w:cs=""/>
-                <w:kern w:val="0"/>
-                <w:sz w:val="18"/>
-                <w:szCs w:val="22"/>
-                <w:lang w:val="en-US" w:eastAsia="en-US" w:bidi="ar-SA"/>
-              </w:rPr>
-              <w:t>FastAPI, PostgreSQL, Scrapy</w:t>
-            </w:r>
-          </w:p>
-        </w:tc>
-        <w:tc>
-          <w:tcPr>
-            <w:tcW w:w="2159" w:type="dxa"/>
-            <w:tcBorders/>
-          </w:tcPr>
-          <w:p>
-            <w:pPr>
-              <w:pStyle w:val="Normal"/>
-              <w:widowControl/>
-              <w:spacing w:before="0" w:after="120"/>
-              <w:jc w:val="left"/>
-              <w:rPr>
-                <w:rFonts w:eastAsia="ＭＳ 明朝" w:cs=""/>
-                <w:kern w:val="0"/>
-                <w:szCs w:val="22"/>
-                <w:lang w:val="en-US" w:eastAsia="en-US" w:bidi="ar-SA"/>
-              </w:rPr>
-            </w:pPr>
-            <w:r>
-              <w:rPr>
-                <w:rFonts w:eastAsia="ＭＳ 明朝" w:cs=""/>
-                <w:kern w:val="0"/>
-                <w:sz w:val="18"/>
-                <w:szCs w:val="22"/>
-                <w:lang w:val="en-US" w:eastAsia="en-US" w:bidi="ar-SA"/>
-              </w:rPr>
-              <w:t>Fournit les données d'entrée</w:t>
-            </w:r>
-          </w:p>
-        </w:tc>
-      </w:tr>
-      <w:tr>
-        <w:trPr/>
-        <w:tc>
-          <w:tcPr>
-            <w:tcW w:w="2160" w:type="dxa"/>
-            <w:tcBorders/>
-            <w:shd w:fill="D9E2F3" w:val="clear"/>
-          </w:tcPr>
-          <w:p>
-            <w:pPr>
-              <w:pStyle w:val="Normal"/>
-              <w:widowControl/>
-              <w:spacing w:before="0" w:after="120"/>
-              <w:jc w:val="left"/>
-              <w:rPr>
-                <w:rFonts w:eastAsia="ＭＳ 明朝" w:cs=""/>
-                <w:kern w:val="0"/>
-                <w:szCs w:val="22"/>
-                <w:lang w:val="en-US" w:eastAsia="en-US" w:bidi="ar-SA"/>
-              </w:rPr>
-            </w:pPr>
-            <w:r>
-              <w:rPr>
-                <w:rFonts w:eastAsia="ＭＳ 明朝" w:cs=""/>
-                <w:kern w:val="0"/>
-                <w:sz w:val="18"/>
-                <w:szCs w:val="22"/>
-                <w:lang w:val="en-US" w:eastAsia="en-US" w:bidi="ar-SA"/>
-              </w:rPr>
-              <w:t>Bloc2_veille</w:t>
-            </w:r>
-          </w:p>
-        </w:tc>
-        <w:tc>
-          <w:tcPr>
-            <w:tcW w:w="2160" w:type="dxa"/>
-            <w:tcBorders/>
-            <w:shd w:fill="D9E2F3" w:val="clear"/>
-          </w:tcPr>
-          <w:p>
-            <w:pPr>
-              <w:pStyle w:val="Normal"/>
-              <w:widowControl/>
-              <w:spacing w:before="0" w:after="120"/>
-              <w:jc w:val="left"/>
-              <w:rPr>
-                <w:rFonts w:eastAsia="ＭＳ 明朝" w:cs=""/>
-                <w:kern w:val="0"/>
-                <w:szCs w:val="22"/>
-                <w:lang w:val="en-US" w:eastAsia="en-US" w:bidi="ar-SA"/>
-              </w:rPr>
-            </w:pPr>
-            <w:r>
-              <w:rPr>
-                <w:rFonts w:eastAsia="ＭＳ 明朝" w:cs=""/>
-                <w:kern w:val="0"/>
-                <w:sz w:val="18"/>
-                <w:szCs w:val="22"/>
-                <w:lang w:val="en-US" w:eastAsia="en-US" w:bidi="ar-SA"/>
-              </w:rPr>
-              <w:t>Veille + benchmark + POC LLM</w:t>
-            </w:r>
-          </w:p>
-        </w:tc>
-        <w:tc>
-          <w:tcPr>
-            <w:tcW w:w="2160" w:type="dxa"/>
-            <w:tcBorders/>
-            <w:shd w:fill="D9E2F3" w:val="clear"/>
-          </w:tcPr>
-          <w:p>
-            <w:pPr>
-              <w:pStyle w:val="Normal"/>
-              <w:widowControl/>
-              <w:spacing w:before="0" w:after="120"/>
-              <w:jc w:val="left"/>
-              <w:rPr>
-                <w:rFonts w:eastAsia="ＭＳ 明朝" w:cs=""/>
-                <w:kern w:val="0"/>
-                <w:szCs w:val="22"/>
-                <w:lang w:val="en-US" w:eastAsia="en-US" w:bidi="ar-SA"/>
-              </w:rPr>
-            </w:pPr>
-            <w:r>
-              <w:rPr>
-                <w:rFonts w:eastAsia="ＭＳ 明朝" w:cs=""/>
-                <w:kern w:val="0"/>
-                <w:sz w:val="18"/>
-                <w:szCs w:val="22"/>
-                <w:lang w:val="en-US" w:eastAsia="en-US" w:bidi="ar-SA"/>
-              </w:rPr>
-              <w:t>Python, Streamlit, Anthropic SDK</w:t>
-            </w:r>
-          </w:p>
-        </w:tc>
-        <w:tc>
-          <w:tcPr>
-            <w:tcW w:w="2159" w:type="dxa"/>
-            <w:tcBorders/>
-            <w:shd w:fill="D9E2F3" w:val="clear"/>
-          </w:tcPr>
-          <w:p>
-            <w:pPr>
-              <w:pStyle w:val="Normal"/>
-              <w:widowControl/>
-              <w:spacing w:before="0" w:after="120"/>
-              <w:jc w:val="left"/>
-              <w:rPr>
-                <w:rFonts w:eastAsia="ＭＳ 明朝" w:cs=""/>
-                <w:kern w:val="0"/>
-                <w:szCs w:val="22"/>
-                <w:lang w:val="en-US" w:eastAsia="en-US" w:bidi="ar-SA"/>
-              </w:rPr>
-            </w:pPr>
-            <w:r>
-              <w:rPr>
-                <w:rFonts w:eastAsia="ＭＳ 明朝" w:cs=""/>
-                <w:kern w:val="0"/>
-                <w:sz w:val="18"/>
-                <w:szCs w:val="22"/>
-                <w:lang w:val="en-US" w:eastAsia="en-US" w:bidi="ar-SA"/>
-              </w:rPr>
-              <w:t>Périmètre principal E2</w:t>
-            </w:r>
-          </w:p>
-        </w:tc>
-      </w:tr>
-      <w:tr>
-        <w:trPr/>
-        <w:tc>
-          <w:tcPr>
-            <w:tcW w:w="2160" w:type="dxa"/>
-            <w:tcBorders/>
-          </w:tcPr>
-          <w:p>
-            <w:pPr>
-              <w:pStyle w:val="Normal"/>
-              <w:widowControl/>
-              <w:spacing w:before="0" w:after="120"/>
-              <w:jc w:val="left"/>
-              <w:rPr>
-                <w:rFonts w:eastAsia="ＭＳ 明朝" w:cs=""/>
-                <w:kern w:val="0"/>
-                <w:szCs w:val="22"/>
-                <w:lang w:val="en-US" w:eastAsia="en-US" w:bidi="ar-SA"/>
-              </w:rPr>
-            </w:pPr>
-            <w:r>
-              <w:rPr>
-                <w:rFonts w:eastAsia="ＭＳ 明朝" w:cs=""/>
-                <w:kern w:val="0"/>
-                <w:sz w:val="18"/>
-                <w:szCs w:val="22"/>
-                <w:lang w:val="en-US" w:eastAsia="en-US" w:bidi="ar-SA"/>
-              </w:rPr>
-              <w:t>Bloc3_ml</w:t>
-            </w:r>
-          </w:p>
-        </w:tc>
-        <w:tc>
-          <w:tcPr>
-            <w:tcW w:w="2160" w:type="dxa"/>
-            <w:tcBorders/>
-          </w:tcPr>
-          <w:p>
-            <w:pPr>
-              <w:pStyle w:val="Normal"/>
-              <w:widowControl/>
-              <w:spacing w:before="0" w:after="120"/>
-              <w:jc w:val="left"/>
-              <w:rPr>
-                <w:rFonts w:eastAsia="ＭＳ 明朝" w:cs=""/>
-                <w:kern w:val="0"/>
-                <w:szCs w:val="22"/>
-                <w:lang w:val="en-US" w:eastAsia="en-US" w:bidi="ar-SA"/>
-              </w:rPr>
-            </w:pPr>
-            <w:r>
-              <w:rPr>
-                <w:rFonts w:eastAsia="ＭＳ 明朝" w:cs=""/>
-                <w:kern w:val="0"/>
-                <w:sz w:val="18"/>
-                <w:szCs w:val="22"/>
-                <w:lang w:val="en-US" w:eastAsia="en-US" w:bidi="ar-SA"/>
-              </w:rPr>
-              <w:t>Modèle ML retenu (XGBoost)</w:t>
-            </w:r>
-          </w:p>
-        </w:tc>
-        <w:tc>
-          <w:tcPr>
-            <w:tcW w:w="2160" w:type="dxa"/>
-            <w:tcBorders/>
-          </w:tcPr>
-          <w:p>
-            <w:pPr>
-              <w:pStyle w:val="Normal"/>
-              <w:widowControl/>
-              <w:spacing w:before="0" w:after="120"/>
-              <w:jc w:val="left"/>
-              <w:rPr>
-                <w:rFonts w:eastAsia="ＭＳ 明朝" w:cs=""/>
-                <w:kern w:val="0"/>
-                <w:szCs w:val="22"/>
-                <w:lang w:val="en-US" w:eastAsia="en-US" w:bidi="ar-SA"/>
-              </w:rPr>
-            </w:pPr>
-            <w:r>
-              <w:rPr>
-                <w:rFonts w:eastAsia="ＭＳ 明朝" w:cs=""/>
-                <w:kern w:val="0"/>
-                <w:sz w:val="18"/>
-                <w:szCs w:val="22"/>
-                <w:lang w:val="en-US" w:eastAsia="en-US" w:bidi="ar-SA"/>
-              </w:rPr>
-              <w:t>FastAPI, scikit-learn, MLflow</w:t>
-            </w:r>
-          </w:p>
-        </w:tc>
-        <w:tc>
-          <w:tcPr>
-            <w:tcW w:w="2159" w:type="dxa"/>
-            <w:tcBorders/>
-          </w:tcPr>
-          <w:p>
-            <w:pPr>
-              <w:pStyle w:val="Normal"/>
-              <w:widowControl/>
-              <w:spacing w:before="0" w:after="120"/>
-              <w:jc w:val="left"/>
-              <w:rPr>
-                <w:rFonts w:eastAsia="ＭＳ 明朝" w:cs=""/>
-                <w:kern w:val="0"/>
-                <w:szCs w:val="22"/>
-                <w:lang w:val="en-US" w:eastAsia="en-US" w:bidi="ar-SA"/>
-              </w:rPr>
-            </w:pPr>
-            <w:r>
-              <w:rPr>
-                <w:rFonts w:eastAsia="ＭＳ 明朝" w:cs=""/>
-                <w:kern w:val="0"/>
-                <w:sz w:val="18"/>
-                <w:szCs w:val="22"/>
-                <w:lang w:val="en-US" w:eastAsia="en-US" w:bidi="ar-SA"/>
-              </w:rPr>
-              <w:t>Service préconisé — paramétrage C8</w:t>
-            </w:r>
-          </w:p>
-        </w:tc>
-      </w:tr>
-      <w:tr>
-        <w:trPr/>
-        <w:tc>
-          <w:tcPr>
-            <w:tcW w:w="2160" w:type="dxa"/>
-            <w:tcBorders/>
-            <w:shd w:fill="D9E2F3" w:val="clear"/>
-          </w:tcPr>
-          <w:p>
-            <w:pPr>
-              <w:pStyle w:val="Normal"/>
-              <w:widowControl/>
-              <w:spacing w:before="0" w:after="120"/>
-              <w:jc w:val="left"/>
-              <w:rPr>
-                <w:rFonts w:eastAsia="ＭＳ 明朝" w:cs=""/>
-                <w:kern w:val="0"/>
-                <w:szCs w:val="22"/>
-                <w:lang w:val="en-US" w:eastAsia="en-US" w:bidi="ar-SA"/>
-              </w:rPr>
-            </w:pPr>
-            <w:r>
-              <w:rPr>
-                <w:rFonts w:eastAsia="ＭＳ 明朝" w:cs=""/>
-                <w:kern w:val="0"/>
-                <w:sz w:val="18"/>
-                <w:szCs w:val="22"/>
-                <w:lang w:val="en-US" w:eastAsia="en-US" w:bidi="ar-SA"/>
-              </w:rPr>
-              <w:t>Bloc4_app</w:t>
-            </w:r>
-          </w:p>
-        </w:tc>
-        <w:tc>
-          <w:tcPr>
-            <w:tcW w:w="2160" w:type="dxa"/>
-            <w:tcBorders/>
-            <w:shd w:fill="D9E2F3" w:val="clear"/>
-          </w:tcPr>
-          <w:p>
-            <w:pPr>
-              <w:pStyle w:val="Normal"/>
-              <w:widowControl/>
-              <w:spacing w:before="0" w:after="120"/>
-              <w:jc w:val="left"/>
-              <w:rPr>
-                <w:rFonts w:eastAsia="ＭＳ 明朝" w:cs=""/>
-                <w:kern w:val="0"/>
-                <w:szCs w:val="22"/>
-                <w:lang w:val="en-US" w:eastAsia="en-US" w:bidi="ar-SA"/>
-              </w:rPr>
-            </w:pPr>
-            <w:r>
-              <w:rPr>
-                <w:rFonts w:eastAsia="ＭＳ 明朝" w:cs=""/>
-                <w:kern w:val="0"/>
-                <w:sz w:val="18"/>
-                <w:szCs w:val="22"/>
-                <w:lang w:val="en-US" w:eastAsia="en-US" w:bidi="ar-SA"/>
-              </w:rPr>
-              <w:t>Application web utilisateur</w:t>
-            </w:r>
-          </w:p>
-        </w:tc>
-        <w:tc>
-          <w:tcPr>
-            <w:tcW w:w="2160" w:type="dxa"/>
-            <w:tcBorders/>
-            <w:shd w:fill="D9E2F3" w:val="clear"/>
-          </w:tcPr>
-          <w:p>
-            <w:pPr>
-              <w:pStyle w:val="Normal"/>
-              <w:widowControl/>
-              <w:spacing w:before="0" w:after="120"/>
-              <w:jc w:val="left"/>
-              <w:rPr>
-                <w:rFonts w:eastAsia="ＭＳ 明朝" w:cs=""/>
-                <w:kern w:val="0"/>
-                <w:szCs w:val="22"/>
-                <w:lang w:val="en-US" w:eastAsia="en-US" w:bidi="ar-SA"/>
-              </w:rPr>
-            </w:pPr>
-            <w:r>
-              <w:rPr>
-                <w:rFonts w:eastAsia="ＭＳ 明朝" w:cs=""/>
-                <w:kern w:val="0"/>
-                <w:sz w:val="18"/>
-                <w:szCs w:val="22"/>
-                <w:lang w:val="en-US" w:eastAsia="en-US" w:bidi="ar-SA"/>
-              </w:rPr>
-              <w:t>Django</w:t>
-            </w:r>
-          </w:p>
-        </w:tc>
-        <w:tc>
-          <w:tcPr>
-            <w:tcW w:w="2159" w:type="dxa"/>
-            <w:tcBorders/>
-            <w:shd w:fill="D9E2F3" w:val="clear"/>
-          </w:tcPr>
-          <w:p>
-            <w:pPr>
-              <w:pStyle w:val="Normal"/>
-              <w:widowControl/>
-              <w:spacing w:before="0" w:after="120"/>
-              <w:jc w:val="left"/>
-              <w:rPr>
-                <w:rFonts w:eastAsia="ＭＳ 明朝" w:cs=""/>
-                <w:kern w:val="0"/>
-                <w:szCs w:val="22"/>
-                <w:lang w:val="en-US" w:eastAsia="en-US" w:bidi="ar-SA"/>
-              </w:rPr>
-            </w:pPr>
-            <w:r>
-              <w:rPr>
-                <w:rFonts w:eastAsia="ＭＳ 明朝" w:cs=""/>
-                <w:kern w:val="0"/>
-                <w:sz w:val="18"/>
-                <w:szCs w:val="22"/>
-                <w:lang w:val="en-US" w:eastAsia="en-US" w:bidi="ar-SA"/>
-              </w:rPr>
-              <w:t>Hors périmètre E2 (couvert en E3/E4)</w:t>
-            </w:r>
-          </w:p>
-        </w:tc>
-      </w:tr>
-    </w:tbl>
-    <w:p>
-      <w:pPr>
-        <w:pStyle w:val="Normal"/>
-        <w:rPr/>
-      </w:pPr>
-      <w:r>
-        <w:rPr/>
-      </w:r>
-      <w:r>
-        <w:br w:type="page"/>
+        <w:t>Ce constat a motivé une veille formalisée sur deux axes : les indicateurs de sentiment et sources de données pouvant enrichir la prédiction, et le suivi des services IA eux-mêmes (nouveautés, coûts réels, outils de suivi comme LiteLLM), pour garder le LLM sous contrôle en tant qu'outil complémentaire d'analyse qualitative, plutôt que comme boîte noire coûteuse. Le choix du service de prédiction lui-même (LLM généraliste vs modèle ML spécialisé) fait l'objet d'un benchmark séparé, présenté plus loin dans ce rapport.</w:t>
       </w:r>
     </w:p>
     <w:p>
@@ -1533,7 +830,7 @@
       </w:pPr>
       <w:r>
         <w:rPr/>
-        <w:t>La thématique retenue est : « Services d'IA pour la prédiction de tendance crypto — LLM généraliste vs modèle ML supervisé : coût, tokens, reproductibilité et éco-responsabilité ». Elle est directement mobilisée dans la mise en situation : il s'agit d'un choix d'outil pour un besoin concret du projet, pas d'un sujet générique.</w:t>
+        <w:t>La thématique retenue est : « Services d'IA pour la prédiction de tendance crypto : LLM généraliste vs modèle ML supervisé, évalués sur le coût, les tokens, la reproductibilité et l'éco-responsabilité ». Elle est directement mobilisée dans la mise en situation : il s'agit d'un choix d'outil pour un besoin concret du projet, pas d'un sujet générique.</w:t>
       </w:r>
     </w:p>
     <w:p>
@@ -2093,39 +1390,7 @@
       </w:pPr>
       <w:r>
         <w:rPr/>
-        <w:t>Le Fear &amp; Greed Index a été retenu comme indicateur principal de veille car il est directement mobilisé dans le POC de prédiction (parametrage.py, app_benchmark.py) et dans le feature engineering du modèle ML (Bloc3). Il mesure le sentiment du marché crypto sur une échelle 0 (peur extrême) à 100 (avidité extrême), publié quotidiennement par Alternative.me.</w:t>
-      </w:r>
-    </w:p>
-    <w:p>
-      <w:pPr>
-        <w:pStyle w:val="Normal"/>
-        <w:rPr/>
-      </w:pPr>
-      <w:r>
-        <w:rPr/>
-        <w:t>Ces scripts (parametrage.py, app_benchmark.py) sont des outils de collecte de données pour le produit (Bloc1/C1) — ils alimentent le modèle en signaux de marché, mais ne constituent pas en soi un outil de veille sur l'écosystème des services d'IA eux-mêmes (cf. §2.3, outils d'agrégation dédiés à la veille C6).</w:t>
-      </w:r>
-    </w:p>
-    <w:p>
-      <w:pPr>
-        <w:pStyle w:val="Normal"/>
-        <w:rPr/>
-      </w:pPr>
-      <w:r>
-        <w:rPr>
-          <w:b/>
-        </w:rPr>
-        <w:t xml:space="preserve">• </w:t>
-      </w:r>
-      <w:r>
-        <w:rPr>
-          <w:b/>
-        </w:rPr>
-        <w:t xml:space="preserve">GitHub Issues / Projects : </w:t>
-      </w:r>
-      <w:r>
-        <w:rPr/>
-        <w:t>Suivi des tâches de veille et partage des synthèses avec le formateur via le board Kanban public.</w:t>
+        <w:t>Le Fear &amp; Greed Index a été retenu comme indicateur principal de veille car il mesure le sentiment du marché crypto sur une échelle 0 (peur extrême) à 100 (avidité extrême), publié quotidiennement par Alternative.me. Il est utilisé en entrée du prompt envoyé au LLM (parametrage.py, app_benchmark.py) ; il n'est en revanche pas utilisé par le modèle ML retenu (XGBoost, Bloc3), dont les features sont entièrement dérivées des OHLCV (cf. §3.3).</w:t>
       </w:r>
     </w:p>
     <w:p>
@@ -2177,7 +1442,7 @@
       </w:r>
       <w:r>
         <w:rPr/>
-        <w:t>OpenAI (openai.com/news/rss.xml) et Mistral AI (mistral.ai/news/rss) publient un flux RSS public de leurs annonces modèles/produits — vérifié fonctionnel et intégré dans un onglet dédié de app_benchmark.py.</w:t>
+        <w:t>OpenAI (openai.com/news/rss.xml) et Mistral AI (mistral.ai/news/rss) publient un flux RSS public de leurs annonces modèles/produits, vérifié fonctionnel et intégré dans un onglet dédié de app_benchmark.py.</w:t>
       </w:r>
     </w:p>
     <w:p>
@@ -2199,7 +1464,7 @@
       </w:r>
       <w:r>
         <w:rPr/>
-        <w:t>Anthropic ne publie aucun flux RSS public sur son site. À défaut, le flux Atom natif des releases du SDK anthropic-sdk-python sert de signal de substitution — une nouvelle version du SDK accompagne souvent, mais pas systématiquement, un nouveau modèle. Ce n'est pas équivalent à une annonce directe, et le rapport le documente comme tel plutôt que de les confondre.</w:t>
+        <w:t>Anthropic ne publie aucun flux RSS public sur son site. À défaut, le flux Atom natif des releases du SDK anthropic-sdk-python sert de signal de substitution : une nouvelle version du SDK accompagne souvent, mais pas systématiquement, un nouveau modèle. Ce n'est pas équivalent à une annonce directe, et le rapport le documente comme tel plutôt que de les confondre.</w:t>
       </w:r>
     </w:p>
     <w:p>
@@ -2231,7 +1496,7 @@
       </w:pPr>
       <w:r>
         <w:rPr/>
-        <w:t>B. Suivre le coût réel à l'usage (déclencheur : limite de monitoring identifiée en §4.2.3 — le suivi manuel via la console Anthropic ne permet ni traçabilité automatisée par clé/projet, ni comparaison multi-provider). Cette question fait l'objet d'une pratique professionnelle personnelle plutôt que d'une découverte en cours de projet : j'utilise LiteLLM depuis un an en alternance pour ce besoin exact. Sources consultées : documentation officielle docs.litellm.ai (Spend Tracking, Virtual Keys, Budgets &amp; Rate Limits).</w:t>
+        <w:t>B. Suivre le coût réel à l'usage (déclencheur : limite de monitoring identifiée en §4.2.3, le suivi manuel via la console Anthropic ne permettant ni traçabilité automatisée par clé/projet, ni comparaison multi-provider). Cette question fait l'objet d'une pratique professionnelle personnelle plutôt que d'une découverte en cours de projet : j'utilise LiteLLM depuis un an en alternance pour ce besoin exact.</w:t>
       </w:r>
     </w:p>
     <w:p>
@@ -2241,27 +1506,7 @@
       </w:pPr>
       <w:r>
         <w:rPr/>
-        <w:t>LiteLLM est une bibliothèque et un proxy open-source qui expose une interface unifiée (format OpenAI) vers plus de 100 fournisseurs de LLM. Son mode proxy (litellm[proxy]) ajoute des clés API virtuelles avec suivi de dépense et budget par clé, adossés à une base PostgreSQL, et une UI d'administration. Comparé au suivi manuel (console fournisseur, un écran par provider, pas de budget configurable par clé), LiteLLM centralise le suivi token/coût quel que soit le fournisseur derrière — pertinent ici puisque la production réelle et cette certification n'utilisent pas le même fournisseur (cf. limite identifiée en §4.2.3).</w:t>
-      </w:r>
-    </w:p>
-    <w:p>
-      <w:pPr>
-        <w:pStyle w:val="Normal"/>
-        <w:rPr/>
-      </w:pPr>
-      <w:r>
-        <w:rPr/>
-        <w:t>Mise en œuvre : un proxy LiteLLM (image officielle ghcr.io/berriai/litellm) a été déployé en conteneur Docker, adossé à une base PostgreSQL dédiée (service litellm-proxy, docker-compose.yml), avec une clé virtuelle scopée au modèle claude-sonnet-4-6 et un budget maximal configuré. Le POC Streamlit route désormais ses appels au travers de ce proxy (passthrough Anthropic, base_url configurée dynamiquement) — le détail du paramétrage est traité en C8, §4.2.5.</w:t>
-      </w:r>
-    </w:p>
-    <w:p>
-      <w:pPr>
-        <w:pStyle w:val="Normal"/>
-        <w:rPr/>
-      </w:pPr>
-      <w:r>
-        <w:rPr/>
-        <w:t>Fiabilité de la donnée de tarification utilisée pour le calcul du coût : LiteLLM calcule chaque dépense à partir d'un fichier de référence public et versionné, model_prices_and_context_window.json (dépôt GitHub BerriAI/litellm), une entrée par couple modèle/fournisseur. Ce n'est pas une boîte noire : la donnée est vérifiable et recoupable par n'importe qui. Vérification effectuée pour ce rapport (interrogation directe du fichier et de l'historique Git le 1er septembre 2026) : dernier commit sur ce fichier daté de la veille (31 août 2026, mise à jour active) ; l'entrée claude-sonnet-4-6 (provider anthropic) y indique 3 $ / 15 $ par million de tokens (entrée/sortie) — valeur strictement identique à celle retenue dans le benchmark du §3, issue indépendamment de la pricing page officielle Anthropic. Le proxy expose également un endpoint de resynchronisation (POST /reload/model_cost_map, ou programmée via /schedule/model_cost_map_reload) pour éviter qu'un redémarrage soit nécessaire à chaque mise à jour tarifaire d'un fournisseur.</w:t>
+        <w:t>LiteLLM est une bibliothèque et un proxy open-source qui expose une interface unifiée (format OpenAI) vers plus de 100 fournisseurs de LLM. Son mode proxy (litellm[proxy]) ajoute des clés API virtuelles avec suivi de dépense et budget par clé, adossés à une base PostgreSQL, et une UI d'administration. Comparé au suivi manuel (console fournisseur, un écran par provider, pas de budget configurable par clé), LiteLLM centralise le suivi token/coût quel que soit le fournisseur derrière, ce qui est pertinent ici puisque la production réelle et cette certification n'utilisent pas le même fournisseur. Le déploiement et le paramétrage effectifs de ce proxy sont détaillés en C8, §4.2.5.</w:t>
       </w:r>
     </w:p>
     <w:p>
@@ -2303,7 +1548,7 @@
       </w:r>
       <w:r>
         <w:rPr/>
-        <w:t>Registre des traitements documenté (docs/rgpd_registre_traitements.md) — les données OHLCV sont publiques ; seuls les comptes utilisateurs constituent des données personnelles.</w:t>
+        <w:t>Registre des traitements documenté (docs/rgpd_registre_traitements.md) : les données OHLCV sont publiques ; seuls les comptes utilisateurs constituent des données personnelles.</w:t>
       </w:r>
     </w:p>
     <w:p>
@@ -2325,7 +1570,7 @@
       </w:r>
       <w:r>
         <w:rPr/>
-        <w:t>Régulation UE applicable aux services crypto — pertinente car la plateforme affiche des prédictions de marché ; un disclaimer « aide à la décision, pas conseil financier » a été ajouté au pied de page de l'application (Bloc4_app/templates/base.html).</w:t>
+        <w:t>Régulation UE applicable aux services crypto, pertinente car la plateforme affiche des prédictions de marché ; un disclaimer « aide à la décision, pas conseil financier » a été ajouté au pied de page de l'application (Bloc4_app/templates/base.html).</w:t>
       </w:r>
     </w:p>
     <w:p>
@@ -2347,7 +1592,7 @@
       </w:r>
       <w:r>
         <w:rPr/>
-        <w:t>Obligations de transparence pour les systèmes d'IA à impact limité — le même disclaimer précise qu'une prédiction est produite par un modèle automatisé, et non par un conseiller humain.</w:t>
+        <w:t>Obligations de transparence pour les systèmes d'IA à impact limité : le même disclaimer précise qu'une prédiction est produite par un modèle automatisé, et non par un conseiller humain.</w:t>
       </w:r>
     </w:p>
     <w:p>
@@ -2699,7 +1944,7 @@
                 <w:szCs w:val="22"/>
                 <w:lang w:val="en-US" w:eastAsia="en-US" w:bidi="ar-SA"/>
               </w:rPr>
-              <w:t>GitHub Projects (Kanban)</w:t>
+              <w:t>GitHub Issues</w:t>
             </w:r>
           </w:p>
         </w:tc>
@@ -2729,7 +1974,7 @@
                 <w:szCs w:val="22"/>
                 <w:lang w:val="en-US" w:eastAsia="en-US" w:bidi="ar-SA"/>
               </w:rPr>
-              <w:t>Suivi des tâches de veille</w:t>
+              <w:t>Suivi des tâches (pas de board Kanban actif à ce jour)</w:t>
             </w:r>
           </w:p>
         </w:tc>
@@ -2759,7 +2004,7 @@
                 <w:szCs w:val="22"/>
                 <w:lang w:val="en-US" w:eastAsia="en-US" w:bidi="ar-SA"/>
               </w:rPr>
-              <w:t>Traçabilité, partage avec le formateur</w:t>
+              <w:t>Traçabilité, versionné avec le code, partage avec le formateur</w:t>
             </w:r>
           </w:p>
         </w:tc>
@@ -2861,16 +2106,6 @@
         </w:tc>
       </w:tr>
     </w:tbl>
-    <w:p>
-      <w:pPr>
-        <w:pStyle w:val="Normal"/>
-        <w:rPr/>
-      </w:pPr>
-      <w:r>
-        <w:rPr/>
-        <w:t>Les synthèses sont rédigées en Markdown (titres hiérarchiques, listes, tableaux en texte), un format compatible avec les recommandations d'accessibilité Valentin Haüy et Atalan AcceDe pour les documents numériques.</w:t>
-      </w:r>
-    </w:p>
     <w:p>
       <w:pPr>
         <w:pStyle w:val="Normal"/>
@@ -2921,7 +2156,7 @@
       </w:pPr>
       <w:r>
         <w:rPr/>
-        <w:t>Reformulation technique : à partir de données de marché structurées (OHLCV historiques, Fear &amp; Greed Index, actualités), produire une classification ternaire (UP / STABLE / DOWN) avec un niveau de confiance, en respectant les contraintes suivantes :</w:t>
+        <w:t>Reformulation technique : à partir de données de marché structurées (OHLCV historiques, et Fear &amp; Greed Index pour le POC LLM), produire une classification ternaire (UP / STABLE / DOWN) avec un niveau de confiance, en respectant les contraintes suivantes :</w:t>
       </w:r>
     </w:p>
     <w:tbl>
@@ -3135,7 +2370,7 @@
                 <w:szCs w:val="22"/>
                 <w:lang w:val="en-US" w:eastAsia="en-US" w:bidi="ar-SA"/>
               </w:rPr>
-              <w:t>Limité — projet étudiant / certification, pas de budget SaaS récurrent</w:t>
+              <w:t>Limité : projet étudiant / certification, pas de budget SaaS récurrent</w:t>
             </w:r>
           </w:p>
         </w:tc>
@@ -3371,7 +2606,7 @@
       </w:r>
       <w:r>
         <w:rPr/>
-        <w:t>POC Streamlit — prédiction à partir de 30 jours de données (Fear &amp; Greed + cours BTC).</w:t>
+        <w:t>POC Streamlit, prédiction à partir de 30 jours de données (Fear &amp; Greed + cours BTC).</w:t>
       </w:r>
     </w:p>
     <w:p>
@@ -3403,61 +2638,7 @@
       </w:pPr>
       <w:r>
         <w:rPr/>
-        <w:t>Services étudiés sur documentation/benchmarks, sans test direct :</w:t>
-      </w:r>
-    </w:p>
-    <w:p>
-      <w:pPr>
-        <w:pStyle w:val="Normal"/>
-        <w:rPr/>
-      </w:pPr>
-      <w:r>
-        <w:rPr>
-          <w:b/>
-        </w:rPr>
-        <w:t xml:space="preserve">• </w:t>
-      </w:r>
-      <w:r>
-        <w:rPr>
-          <w:b/>
-        </w:rPr>
-        <w:t xml:space="preserve">OpenAI GPT-4o : </w:t>
-      </w:r>
-      <w:r>
-        <w:rPr/>
-        <w:t>Documentation pricing et benchmarks publics LLM vs ML.</w:t>
-      </w:r>
-    </w:p>
-    <w:p>
-      <w:pPr>
-        <w:pStyle w:val="Normal"/>
-        <w:rPr/>
-      </w:pPr>
-      <w:r>
-        <w:rPr>
-          <w:b/>
-        </w:rPr>
-        <w:t xml:space="preserve">• </w:t>
-      </w:r>
-      <w:r>
-        <w:rPr>
-          <w:b/>
-        </w:rPr>
-        <w:t xml:space="preserve">Mistral Large : </w:t>
-      </w:r>
-      <w:r>
-        <w:rPr/>
-        <w:t>Documentation pricing et benchmarks de raisonnement tabulaire.</w:t>
-      </w:r>
-    </w:p>
-    <w:p>
-      <w:pPr>
-        <w:pStyle w:val="Normal"/>
-        <w:rPr/>
-      </w:pPr>
-      <w:r>
-        <w:rPr/>
-        <w:t>Services non étudiés (raisons explicites) :</w:t>
+        <w:t>Services écartés (raisons explicites, sans test direct) :</w:t>
       </w:r>
     </w:p>
     <w:tbl>
@@ -3606,7 +2787,7 @@
                 <w:szCs w:val="22"/>
                 <w:lang w:val="en-US" w:eastAsia="en-US" w:bidi="ar-SA"/>
               </w:rPr>
-              <w:t>Coût prohibitif (~0,01 $/requête), pas de crédits gratuits pour un projet étudiant</w:t>
+              <w:t>Pricing officiel consulté, pas de test direct : coût prohibitif (~0,01 $/requête), pas de crédits gratuits pour un projet étudiant</w:t>
             </w:r>
           </w:p>
         </w:tc>
@@ -3671,7 +2852,7 @@
                 <w:szCs w:val="22"/>
                 <w:lang w:val="en-US" w:eastAsia="en-US" w:bidi="ar-SA"/>
               </w:rPr>
-              <w:t>Performances inférieures sur données tabulaires, crédits gratuits limités</w:t>
+              <w:t>Documentation et tarification consultées, pas de test direct : crédits gratuits limités ; performance sur données tabulaires jugée a priori limitée par analogie avec la littérature citée en §3.3, sans benchmark Mistral spécifique recoupé</w:t>
             </w:r>
           </w:p>
         </w:tc>
@@ -3739,79 +2920,12 @@
           </w:p>
         </w:tc>
       </w:tr>
-      <w:tr>
-        <w:trPr/>
-        <w:tc>
-          <w:tcPr>
-            <w:tcW w:w="4320" w:type="dxa"/>
-            <w:tcBorders/>
-            <w:shd w:fill="D9E2F3" w:val="clear"/>
-          </w:tcPr>
-          <w:p>
-            <w:pPr>
-              <w:pStyle w:val="Normal"/>
-              <w:widowControl/>
-              <w:spacing w:before="0" w:after="120"/>
-              <w:jc w:val="left"/>
-              <w:rPr>
-                <w:rFonts w:eastAsia="ＭＳ 明朝" w:cs=""/>
-                <w:kern w:val="0"/>
-                <w:szCs w:val="22"/>
-                <w:lang w:val="en-US" w:eastAsia="en-US" w:bidi="ar-SA"/>
-              </w:rPr>
-            </w:pPr>
-            <w:r>
-              <w:rPr>
-                <w:rFonts w:eastAsia="ＭＳ 明朝" w:cs=""/>
-                <w:kern w:val="0"/>
-                <w:sz w:val="18"/>
-                <w:szCs w:val="22"/>
-                <w:lang w:val="en-US" w:eastAsia="en-US" w:bidi="ar-SA"/>
-              </w:rPr>
-              <w:t>Random Forest / Logistic Regression (Bloc3)</w:t>
-            </w:r>
-          </w:p>
-        </w:tc>
-        <w:tc>
-          <w:tcPr>
-            <w:tcW w:w="4319" w:type="dxa"/>
-            <w:tcBorders/>
-            <w:shd w:fill="D9E2F3" w:val="clear"/>
-          </w:tcPr>
-          <w:p>
-            <w:pPr>
-              <w:pStyle w:val="Normal"/>
-              <w:widowControl/>
-              <w:spacing w:before="0" w:after="120"/>
-              <w:jc w:val="left"/>
-              <w:rPr>
-                <w:rFonts w:eastAsia="ＭＳ 明朝" w:cs=""/>
-                <w:kern w:val="0"/>
-                <w:szCs w:val="22"/>
-                <w:lang w:val="en-US" w:eastAsia="en-US" w:bidi="ar-SA"/>
-              </w:rPr>
-            </w:pPr>
-            <w:r>
-              <w:rPr>
-                <w:rFonts w:eastAsia="ＭＳ 明朝" w:cs=""/>
-                <w:kern w:val="0"/>
-                <w:sz w:val="18"/>
-                <w:szCs w:val="22"/>
-                <w:lang w:val="en-US" w:eastAsia="en-US" w:bidi="ar-SA"/>
-              </w:rPr>
-              <w:t>Testés comme alternatives internes, inférieurs à XGBoost sur les métriques F1 — conservés comme benchmarks internes</w:t>
-            </w:r>
-          </w:p>
-        </w:tc>
-      </w:tr>
     </w:tbl>
     <w:p>
       <w:pPr>
         <w:pStyle w:val="Heading2"/>
-        <w:rPr/>
       </w:pPr>
       <w:r>
-        <w:rPr/>
         <w:t>3.3 Comparaison détaillée — LLM vs ML Custom</w:t>
       </w:r>
     </w:p>
@@ -3995,7 +3109,7 @@
                 <w:szCs w:val="22"/>
                 <w:lang w:val="en-US" w:eastAsia="en-US" w:bidi="ar-SA"/>
               </w:rPr>
-              <w:t>Faible — non entraîné sur données financières récentes</w:t>
+              <w:t>Faible : non entraîné sur données financières récentes</w:t>
             </w:r>
           </w:p>
         </w:tc>
@@ -4025,7 +3139,7 @@
                 <w:szCs w:val="22"/>
                 <w:lang w:val="en-US" w:eastAsia="en-US" w:bidi="ar-SA"/>
               </w:rPr>
-              <w:t>Moyenne à bonne — entraîné sur features OHLCV spécifiques</w:t>
+              <w:t>Moyenne à bonne : entraîné sur features OHLCV spécifiques</w:t>
             </w:r>
           </w:p>
         </w:tc>
@@ -4090,7 +3204,7 @@
                 <w:szCs w:val="22"/>
                 <w:lang w:val="en-US" w:eastAsia="en-US" w:bidi="ar-SA"/>
               </w:rPr>
-              <w:t>Faible — réponses non déterministes</w:t>
+              <w:t>Faible : réponses non déterministes</w:t>
             </w:r>
           </w:p>
         </w:tc>
@@ -4121,7 +3235,7 @@
                 <w:szCs w:val="22"/>
                 <w:lang w:val="en-US" w:eastAsia="en-US" w:bidi="ar-SA"/>
               </w:rPr>
-              <w:t>Élevée — modèle déterministe à paramètres fixés</w:t>
+              <w:t>Élevée : modèle déterministe à paramètres fixés</w:t>
             </w:r>
           </w:p>
         </w:tc>
@@ -4373,7 +3487,7 @@
                 <w:szCs w:val="22"/>
                 <w:lang w:val="en-US" w:eastAsia="en-US" w:bidi="ar-SA"/>
               </w:rPr>
-              <w:t>Forte empreinte — datacenter GPU</w:t>
+              <w:t>Forte empreinte : datacenter GPU</w:t>
             </w:r>
           </w:p>
         </w:tc>
@@ -4403,7 +3517,7 @@
                 <w:szCs w:val="22"/>
                 <w:lang w:val="en-US" w:eastAsia="en-US" w:bidi="ar-SA"/>
               </w:rPr>
-              <w:t>Faible — modèle léger, inférence CPU</w:t>
+              <w:t>Faible : modèle léger, inférence CPU</w:t>
             </w:r>
           </w:p>
         </w:tc>
@@ -4657,7 +3771,7 @@
                 <w:szCs w:val="22"/>
                 <w:lang w:val="en-US" w:eastAsia="en-US" w:bidi="ar-SA"/>
               </w:rPr>
-              <w:t>Aucune — service géré par Anthropic</w:t>
+              <w:t>Aucune : service géré par Anthropic</w:t>
             </w:r>
           </w:p>
         </w:tc>
@@ -4924,7 +4038,7 @@
                 <w:szCs w:val="22"/>
                 <w:lang w:val="en-US" w:eastAsia="en-US" w:bidi="ar-SA"/>
               </w:rPr>
-              <w:t>Conçu pour — couvre le besoin principal</w:t>
+              <w:t>Conçu pour : couvre le besoin principal</w:t>
             </w:r>
           </w:p>
         </w:tc>
@@ -5325,7 +4439,7 @@
       </w:pPr>
       <w:r>
         <w:rPr/>
-        <w:t>Aucun des services comparés (Anthropic, OpenAI, Mistral) ne publie de chiffre officiel de consommation énergétique ou d'empreinte carbone par requête — c'est une limite générale du secteur, pas propre à ce projet, et je ne dispose donc pas d'un chiffre sourcé à comparer. Les ordres de grandeur qui circulent dans la littérature généraliste sur l'inférence LLM cloud vs. un modèle CPU local n'ont pas été retenus ici faute d'avoir pu les recouper avec au moins deux sources indépendantes fiables.</w:t>
+        <w:t>Ni Anthropic ni, plus largement, aucun fournisseur de LLM cloud ne publie de chiffre officiel de consommation énergétique ou d'empreinte carbone par requête : c'est une limite générale du secteur, pas propre à ce projet, et je ne dispose donc pas d'un chiffre sourcé à comparer. Les ordres de grandeur qui circulent dans la littérature généraliste sur l'inférence LLM cloud vs. un modèle CPU local n'ont pas été retenus ici faute d'avoir pu les recouper avec au moins deux sources indépendantes fiables.</w:t>
       </w:r>
     </w:p>
     <w:p>
@@ -5335,7 +4449,7 @@
       </w:pPr>
       <w:r>
         <w:rPr/>
-        <w:t>Le raisonnement qualitatif que je peux tenir, sur la base des informations disponibles, est le suivant : l'architecture retenue (XGBoost local pour l'essentiel des prédictions, LLM cloud restreint à un usage complémentaire ponctuel) sollicite structurellement moins de calcul distant qu'une architecture « tout LLM » où chaque prédiction interrogerait un modèle de fondation multimodal : moins d'appels réseau, une inférence CPU légère (quelques millisecondes pour XGBoost) plutôt qu'une inférence GPU cloud à chaque requête, et un ré-entraînement du modèle ML limité à quelques minutes CPU par cycle. C'est un argument de sobriété par conception, pas un résultat mesuré.</w:t>
+        <w:t>Le raisonnement qualitatif que je peux tenir, sur la base des informations disponibles, est le suivant : pour la tâche de prédiction elle-même, XGBoost sollicite structurellement moins de calcul distant qu'un LLM cloud : inférence CPU locale légère (quelques millisecondes) contre un appel réseau vers une inférence GPU cloud à chaque prédiction, et un ré-entraînement limité à quelques minutes CPU par cycle. C'est un argument de sobriété par conception, pas un résultat mesuré.</w:t>
       </w:r>
     </w:p>
     <w:p>
@@ -5377,7 +4491,7 @@
       </w:r>
       <w:r>
         <w:rPr/>
-        <w:t>ANTHROPIC_API_KEY — jamais commitée, lue depuis .env</w:t>
+        <w:t>ANTHROPIC_API_KEY nécessaire dans tous les cas, mais pas forcément détenue par le même composant : côté proxy LiteLLM quand il est configuré (le POC n'a alors besoin que d'une clé virtuelle émise par le proxy) ; directement côté POC sinon (cf. §2.3, §4.2.5).</w:t>
       </w:r>
     </w:p>
     <w:p>
@@ -5978,7 +5092,7 @@
       </w:pPr>
       <w:r>
         <w:rPr/>
-        <w:t>Ces résultats sont modestes mais réels et reproductibles : une accuracy de 41 à 45 % sur un problème à 3 classes (le hasard pur donnerait environ 33 % sur des classes équilibrées), cohérente avec la difficulté connue de prédire un mouvement de prix crypto à courte échéance. Le F1 par classe (disponible dans MLflow) montre en particulier que le modèle est plus fiable sur la détection de baisse/hausse marquée que sur la classe STABLE — un point identifié pour une itération future (ajustement du seuil de classification ou rééquilibrage des classes).</w:t>
+        <w:t>Ces résultats sont modestes mais réels et reproductibles : une accuracy de 41 à 45 % sur un problème à 3 classes (le hasard pur donnerait environ 33 % sur des classes équilibrées), cohérente avec la difficulté connue de prédire un mouvement de prix crypto à courte échéance. Le F1 par classe (disponible dans MLflow) montre en particulier que le modèle est plus fiable sur la détection de baisse/hausse marquée que sur la classe STABLE, un point identifié pour une itération future (ajustement du seuil de classification ou rééquilibrage des classes).</w:t>
       </w:r>
     </w:p>
     <w:p>
@@ -5988,7 +5102,7 @@
       </w:pPr>
       <w:r>
         <w:rPr/>
-        <w:t>Le modèle XGBoost est évalué avec un protocole de backtest formel — fenêtres de test glissantes, métriques accuracy/f1_macro/direction_accuracy trackées dans MLflow sur la période 2025-01-01 à 2025-05-31. Le LLM, lui, n'a volontairement pas été soumis au même protocole de backtest systématique : chaque prédiction coûte un appel API payant, et la littérature récente (Crisostomo &amp; Mykhalyuk 2026 ; Wang et al. 2024) montre que des LLM généralistes en zero-shot obtiennent une précision proche du hasard sur ce type de tâche — un backtest formel aurait probablement confirmé ce point sans justifier son coût. C'est précisément cette asymétrie de rigueur, mesurable pour l'un et coûteuse à mesurer pour l'autre sans gain attendu, qui motive le choix de XGBoost comme service de production.</w:t>
+        <w:t>Le modèle XGBoost est évalué avec un protocole de backtest formel (fenêtres de test glissantes, métriques accuracy/f1_macro/direction_accuracy trackées dans MLflow sur la période 2025-01-01 à 2025-05-31). Le LLM, lui, n'a volontairement pas été soumis au même protocole de backtest systématique : chaque prédiction coûte un appel API payant, et la littérature récente (Crisostomo &amp; Mykhalyuk 2026 ; Wang et al. 2024) montre que des LLM généralistes en zero-shot obtiennent une précision proche du hasard sur ce type de tâche : un backtest formel aurait probablement confirmé ce point sans justifier son coût. C'est précisément cette asymétrie de rigueur, mesurable pour l'un et coûteuse à mesurer pour l'autre sans gain attendu, qui motive le choix de XGBoost comme service de production.</w:t>
       </w:r>
     </w:p>
     <w:p>
@@ -5998,7 +5112,7 @@
       </w:pPr>
       <w:r>
         <w:rPr/>
-        <w:t>Service retenu pour la prédiction de tendance : XGBoost (modèle custom Bloc3). Il est déterministe, reproductible, sans coût marginal, et sollicite structurellement moins de calcul distant qu'un appel LLM cloud (cf. §3.5 pour l'argument qualitatif détaillé — aucun chiffre officiel d'empreinte carbone n'est disponible pour un ratio précis).</w:t>
+        <w:t>Service retenu pour la prédiction de tendance : XGBoost (modèle custom Bloc3). Il est déterministe, reproductible, sans coût marginal, et sollicite structurellement moins de calcul distant qu'un appel LLM cloud (cf. §3.5 pour l'argument qualitatif détaillé ; aucun chiffre officiel d'empreinte carbone n'est disponible pour un ratio précis). Ce choix n'a pas fait l'objet d'une comparaison interne empirique avec d'autres familles d'algorithmes (Random Forest, régression logistique sont déclarés dans la configuration mais n'ont jamais été entraînés ni évalués) : il s'appuie sur la réputation établie de XGBoost sur données tabulaires structurées (référence de facto sur ce type de problème), sa capacité à capturer des interactions non linéaires entre indicateurs techniques contrairement à un modèle linéaire, et son support natif de l'importance des features (explicabilité, cf. §3.3). Une comparaison empirique avec d'autres familles de modèles reste un axe pour une prochaine itération.</w:t>
       </w:r>
     </w:p>
     <w:p>
@@ -6210,7 +5324,7 @@
                 <w:szCs w:val="22"/>
                 <w:lang w:val="en-US" w:eastAsia="en-US" w:bidi="ar-SA"/>
               </w:rPr>
-              <w:t>pipeline.Dockerfile — Python 3.11, cron horaire + journalier</w:t>
+              <w:t>pipeline.Dockerfile : Python 3.11, cron horaire + journalier</w:t>
             </w:r>
           </w:p>
         </w:tc>
@@ -6275,7 +5389,7 @@
                 <w:szCs w:val="22"/>
                 <w:lang w:val="en-US" w:eastAsia="en-US" w:bidi="ar-SA"/>
               </w:rPr>
-              <w:t>api.Dockerfile — FastAPI port 8002</w:t>
+              <w:t>api.Dockerfile : FastAPI port 8002</w:t>
             </w:r>
           </w:p>
         </w:tc>
@@ -6338,7 +5452,7 @@
                 <w:szCs w:val="22"/>
                 <w:lang w:val="en-US" w:eastAsia="en-US" w:bidi="ar-SA"/>
               </w:rPr>
-              <w:t>mlflow.Dockerfile — UI monitoring port 5000</w:t>
+              <w:t>mlflow.Dockerfile : UI monitoring port 5000</w:t>
             </w:r>
           </w:p>
         </w:tc>
@@ -6403,7 +5517,7 @@
                 <w:szCs w:val="22"/>
                 <w:lang w:val="en-US" w:eastAsia="en-US" w:bidi="ar-SA"/>
               </w:rPr>
-              <w:t>docker-compose.yml — volumes partagés ml_models, mlruns</w:t>
+              <w:t>docker-compose.yml : volumes partagés ml_models, mlruns</w:t>
             </w:r>
           </w:p>
         </w:tc>
@@ -6727,7 +5841,136 @@
                 <w:szCs w:val="22"/>
                 <w:lang w:val="en-US" w:eastAsia="en-US" w:bidi="ar-SA"/>
               </w:rPr>
-              <w:t>Meilleures métriques F1 sur données tabulaires crypto</w:t>
+              <w:t>Réputation établie sur données tabulaires structurées (cf. §3.7) ; pas de comparaison interne empirique avec d'autres algorithmes</w:t>
+            </w:r>
+          </w:p>
+        </w:tc>
+      </w:tr>
+      <w:tr>
+        <w:tc>
+          <w:tcPr>
+            <w:tcW w:type="dxa" w:w="2880"/>
+            <w:shd w:fill="D9E2F3" w:val="clear"/>
+          </w:tcPr>
+          <w:p>
+            <w:r>
+              <w:rPr>
+                <w:sz w:val="18"/>
+              </w:rPr>
+              <w:t>n_estimators</w:t>
+            </w:r>
+          </w:p>
+        </w:tc>
+        <w:tc>
+          <w:tcPr>
+            <w:tcW w:type="dxa" w:w="2880"/>
+            <w:shd w:fill="D9E2F3" w:val="clear"/>
+          </w:tcPr>
+          <w:p>
+            <w:r>
+              <w:rPr>
+                <w:sz w:val="18"/>
+              </w:rPr>
+              <w:t>200</w:t>
+            </w:r>
+          </w:p>
+        </w:tc>
+        <w:tc>
+          <w:tcPr>
+            <w:tcW w:type="dxa" w:w="2880"/>
+            <w:shd w:fill="D9E2F3" w:val="clear"/>
+          </w:tcPr>
+          <w:p>
+            <w:r>
+              <w:rPr>
+                <w:sz w:val="18"/>
+              </w:rPr>
+              <w:t>Nombre d'arbres du modèle : valeur par défaut XGBoost, non optimisée par recherche d'hyperparamètres ; compromis entre capacité et temps d'entraînement (quelques minutes CPU par cycle, cf. §3.5)</w:t>
+            </w:r>
+          </w:p>
+        </w:tc>
+      </w:tr>
+      <w:tr>
+        <w:tc>
+          <w:tcPr>
+            <w:tcW w:type="dxa" w:w="2880"/>
+          </w:tcPr>
+          <w:p>
+            <w:r>
+              <w:rPr>
+                <w:sz w:val="18"/>
+              </w:rPr>
+              <w:t>max_depth</w:t>
+            </w:r>
+          </w:p>
+        </w:tc>
+        <w:tc>
+          <w:tcPr>
+            <w:tcW w:type="dxa" w:w="2880"/>
+          </w:tcPr>
+          <w:p>
+            <w:r>
+              <w:rPr>
+                <w:sz w:val="18"/>
+              </w:rPr>
+              <w:t>6</w:t>
+            </w:r>
+          </w:p>
+        </w:tc>
+        <w:tc>
+          <w:tcPr>
+            <w:tcW w:type="dxa" w:w="2880"/>
+          </w:tcPr>
+          <w:p>
+            <w:r>
+              <w:rPr>
+                <w:sz w:val="18"/>
+              </w:rPr>
+              <w:t>Profondeur maximale de chaque arbre : valeur par défaut XGBoost, non optimisée ; limite le risque de sur-apprentissage sur un jeu de données de taille modeste</w:t>
+            </w:r>
+          </w:p>
+        </w:tc>
+      </w:tr>
+      <w:tr>
+        <w:tc>
+          <w:tcPr>
+            <w:tcW w:type="dxa" w:w="2880"/>
+            <w:shd w:fill="D9E2F3" w:val="clear"/>
+          </w:tcPr>
+          <w:p>
+            <w:r>
+              <w:rPr>
+                <w:sz w:val="18"/>
+              </w:rPr>
+              <w:t>learning_rate</w:t>
+            </w:r>
+          </w:p>
+        </w:tc>
+        <w:tc>
+          <w:tcPr>
+            <w:tcW w:type="dxa" w:w="2880"/>
+            <w:shd w:fill="D9E2F3" w:val="clear"/>
+          </w:tcPr>
+          <w:p>
+            <w:r>
+              <w:rPr>
+                <w:sz w:val="18"/>
+              </w:rPr>
+              <w:t>0,1</w:t>
+            </w:r>
+          </w:p>
+        </w:tc>
+        <w:tc>
+          <w:tcPr>
+            <w:tcW w:type="dxa" w:w="2880"/>
+            <w:shd w:fill="D9E2F3" w:val="clear"/>
+          </w:tcPr>
+          <w:p>
+            <w:r>
+              <w:rPr>
+                <w:sz w:val="18"/>
+              </w:rPr>
+              <w:t>Poids de chaque arbre successif dans l'ensemble : valeur par défaut XGBoost, non optimisée ; compromis standard entre vitesse de convergence et stabilité</w:t>
             </w:r>
           </w:p>
         </w:tc>
@@ -6738,7 +5981,6 @@
           <w:tcPr>
             <w:tcW w:w="2880" w:type="dxa"/>
             <w:tcBorders/>
-            <w:shd w:fill="D9E2F3" w:val="clear"/>
           </w:tcPr>
           <w:p>
             <w:pPr>
@@ -6769,7 +6011,6 @@
           <w:tcPr>
             <w:tcW w:w="2880" w:type="dxa"/>
             <w:tcBorders/>
-            <w:shd w:fill="D9E2F3" w:val="clear"/>
           </w:tcPr>
           <w:p>
             <w:pPr>
@@ -6800,7 +6041,6 @@
           <w:tcPr>
             <w:tcW w:w="2880" w:type="dxa"/>
             <w:tcBorders/>
-            <w:shd w:fill="D9E2F3" w:val="clear"/>
           </w:tcPr>
           <w:p>
             <w:pPr>
@@ -6834,6 +6074,7 @@
           <w:tcPr>
             <w:tcW w:w="2880" w:type="dxa"/>
             <w:tcBorders/>
+            <w:shd w:fill="D9E2F3" w:val="clear"/>
           </w:tcPr>
           <w:p>
             <w:pPr>
@@ -6864,6 +6105,7 @@
           <w:tcPr>
             <w:tcW w:w="2880" w:type="dxa"/>
             <w:tcBorders/>
+            <w:shd w:fill="D9E2F3" w:val="clear"/>
           </w:tcPr>
           <w:p>
             <w:pPr>
@@ -6894,6 +6136,7 @@
           <w:tcPr>
             <w:tcW w:w="2880" w:type="dxa"/>
             <w:tcBorders/>
+            <w:shd w:fill="D9E2F3" w:val="clear"/>
           </w:tcPr>
           <w:p>
             <w:pPr>
@@ -6927,7 +6170,6 @@
           <w:tcPr>
             <w:tcW w:w="2880" w:type="dxa"/>
             <w:tcBorders/>
-            <w:shd w:fill="D9E2F3" w:val="clear"/>
           </w:tcPr>
           <w:p>
             <w:pPr>
@@ -6958,7 +6200,6 @@
           <w:tcPr>
             <w:tcW w:w="2880" w:type="dxa"/>
             <w:tcBorders/>
-            <w:shd w:fill="D9E2F3" w:val="clear"/>
           </w:tcPr>
           <w:p>
             <w:pPr>
@@ -6989,7 +6230,6 @@
           <w:tcPr>
             <w:tcW w:w="2880" w:type="dxa"/>
             <w:tcBorders/>
-            <w:shd w:fill="D9E2F3" w:val="clear"/>
           </w:tcPr>
           <w:p>
             <w:pPr>
@@ -7023,6 +6263,7 @@
           <w:tcPr>
             <w:tcW w:w="2880" w:type="dxa"/>
             <w:tcBorders/>
+            <w:shd w:fill="D9E2F3" w:val="clear"/>
           </w:tcPr>
           <w:p>
             <w:pPr>
@@ -7053,6 +6294,7 @@
           <w:tcPr>
             <w:tcW w:w="2880" w:type="dxa"/>
             <w:tcBorders/>
+            <w:shd w:fill="D9E2F3" w:val="clear"/>
           </w:tcPr>
           <w:p>
             <w:pPr>
@@ -7083,6 +6325,7 @@
           <w:tcPr>
             <w:tcW w:w="2880" w:type="dxa"/>
             <w:tcBorders/>
+            <w:shd w:fill="D9E2F3" w:val="clear"/>
           </w:tcPr>
           <w:p>
             <w:pPr>
@@ -7148,7 +6391,7 @@
       </w:pPr>
       <w:r>
         <w:rPr/>
-        <w:t>MLflow (port 5000) track les métriques accuracy, f1_macro et direction_accuracy à chaque exécution du pipeline. C'est le monitorage natif du service ML retenu — accessible via http://localhost:5000 après docker compose up mlflow-server.</w:t>
+        <w:t>MLflow (port 5000) track les métriques accuracy, f1_macro et direction_accuracy à chaque exécution du pipeline. C'est le monitorage natif du service ML retenu, accessible via http://localhost:5000 après docker compose up mlflow-server.</w:t>
       </w:r>
     </w:p>
     <w:p>
@@ -7158,7 +6401,7 @@
       </w:pPr>
       <w:r>
         <w:rPr/>
-        <w:t>Côté accès : l'API de classification (ml-api) est protégée par authentification JWT (Bloc3_ml/src/api/routes/classify.py::get_current_user, Bloc3_ml/src/api/utils/deps.py), cohérente avec le système d'authentification de l'API Bloc1. L'interface MLflow, elle, n'est aujourd'hui pas authentifiée (mlflow.Dockerfile ne configure aucun mécanisme d'accès) — c'est un point de vigilance identifié, acceptable en environnement de développement local mais à corriger avant toute exposition au-delà de ce cadre (par exemple via un reverse-proxy avec authentification, ou la variable MLFLOW_TRACKING_TOKEN).</w:t>
+        <w:t>Côté accès : l'API de classification (ml-api) est protégée par authentification JWT (Bloc3_ml/src/api/routes/classify.py::get_current_user, Bloc3_ml/src/api/utils/deps.py), cohérente avec le système d'authentification de l'API Bloc1. L'interface MLflow, elle, n'est aujourd'hui pas authentifiée (mlflow.Dockerfile ne configure aucun mécanisme d'accès) : c'est un point de vigilance identifié, acceptable en environnement de développement local mais à corriger avant toute exposition au-delà de ce cadre (par exemple via un reverse-proxy avec authentification, ou la variable MLFLOW_TRACKING_TOKEN).</w:t>
       </w:r>
     </w:p>
     <w:p>
@@ -7487,7 +6730,7 @@
                 <w:szCs w:val="22"/>
                 <w:lang w:val="en-US" w:eastAsia="en-US" w:bidi="ar-SA"/>
               </w:rPr>
-              <w:t>Réponses les plus déterministes possibles</w:t>
+              <w:t>Réduit au maximum l'échantillonnage aléatoire (choix du token le plus probable à chaque étape), sans garantir une reproductibilité stricte sur une API cloud (cf. §3.3, non-déterminisme lié au batching côté serveur)</w:t>
             </w:r>
           </w:p>
         </w:tc>
@@ -7550,7 +6793,7 @@
                 <w:szCs w:val="22"/>
                 <w:lang w:val="en-US" w:eastAsia="en-US" w:bidi="ar-SA"/>
               </w:rPr>
-              <w:t>256</w:t>
+              <w:t>500</w:t>
             </w:r>
           </w:p>
         </w:tc>
@@ -7580,7 +6823,7 @@
                 <w:szCs w:val="22"/>
                 <w:lang w:val="en-US" w:eastAsia="en-US" w:bidi="ar-SA"/>
               </w:rPr>
-              <w:t>Réponse courte structurée (prédiction + confiance + raison)</w:t>
+              <w:t>Initialement 256, augmenté après un test réel où une réponse a utilisé 245 tokens (11 de marge seulement, risque de troncature du champ reason) : 500 laisse une marge confortable, vérifiée sur 3 appels consécutifs (246-275 tokens utilisés)</w:t>
             </w:r>
           </w:p>
         </w:tc>
@@ -7645,7 +6888,7 @@
                 <w:szCs w:val="22"/>
                 <w:lang w:val="en-US" w:eastAsia="en-US" w:bidi="ar-SA"/>
               </w:rPr>
-              <w:t>PREDICTION / CONFIANCE / RAISON</w:t>
+              <w:t>Tool use (schéma JSON : prediction / confidence / reason)</w:t>
             </w:r>
           </w:p>
         </w:tc>
@@ -7676,7 +6919,7 @@
                 <w:szCs w:val="22"/>
                 <w:lang w:val="en-US" w:eastAsia="en-US" w:bidi="ar-SA"/>
               </w:rPr>
-              <w:t>Parsing automatique dans app_benchmark.py</w:t>
+              <w:t>Sortie structurée forcée par le SDK Anthropic (PREDICTION_TOOL) plutôt qu'un parsing de texte libre, plus robuste (cf. §4.2.3)</w:t>
             </w:r>
           </w:p>
         </w:tc>
@@ -7699,7 +6942,7 @@
       </w:pPr>
       <w:r>
         <w:rPr/>
-        <w:t>Le prompt envoie au LLM un tableau fusionné (Fear &amp; Greed + cours BTC) sur 30 jours, trié du plus récent au plus ancien. Il contraint le modèle à répondre strictement au format PREDICTION / CONFIANCE / RAISON, parsé par la fonction _parse_llm_response().</w:t>
+        <w:t>Le prompt envoie au LLM un tableau fusionné (Fear &amp; Greed + cours BTC) sur 30 jours, trié du plus récent au plus ancien, et demande une prédiction en appelant l'outil submit_prediction (tool use natif Anthropic, cf. §4.2.3) plutôt qu'un format texte à respecter.</w:t>
       </w:r>
     </w:p>
     <w:p>
@@ -7711,7 +6954,7 @@
         <w:rPr/>
         <w:t>Exemple de prompt (extrait) :</w:t>
         <w:br/>
-        <w:t>« Tu es un analyste crypto. Voici les données des 30 derniers jours pour Bitcoin : Fear &amp; Greed Index + Cours BTC en USD. [tableau]. En te basant uniquement sur ces données, prédis la tendance du Bitcoin pour les prochaines 24h. Réponds STRICTEMENT au format : PREDICTION: [HAUSSE ou BAISSE ou STABLE] / CONFIANCE: [0-100] / RAISON: [phrase]. »</w:t>
+        <w:t>« Tu es un analyste crypto. Voici les données des 30 derniers jours pour Bitcoin : Fear &amp; Greed Index + Cours BTC en USD. [tableau]. En te basant uniquement sur ces données, prédis la tendance du Bitcoin pour les prochaines 24h en appelant l'outil submit_prediction. » Le schéma de l'outil impose prediction (HAUSSE/BAISSE/STABLE), confidence (0-100) et reason (texte) en sortie structurée.</w:t>
       </w:r>
     </w:p>
     <w:p>
@@ -8011,7 +7254,7 @@
       </w:pPr>
       <w:r>
         <w:rPr/>
-        <w:t>Ce suivi applicatif est complété par deux niveaux de monitorage externes : la console Anthropic (console.anthropic.com), monitorage natif du service SaaS, consultable manuellement par fournisseur ; et le proxy LiteLLM (§4.2.5), qui automatise ce suivi par clé API et centralise plusieurs fournisseurs — c'est l'outil effectivement utilisé pour vérifier que le coût réel par requête reste conforme à l'estimation faite dans le benchmark (C7).</w:t>
+        <w:t>Ce suivi applicatif est complété par deux niveaux de monitorage externes : la console Anthropic (console.anthropic.com), monitorage natif du service SaaS, consultable manuellement par fournisseur ; et le proxy LiteLLM (§4.2.5), qui automatise ce suivi par clé API et centralise plusieurs fournisseurs : c'est l'outil effectivement utilisé pour vérifier que le coût réel par requête reste conforme à l'estimation faite dans le benchmark (C7).</w:t>
       </w:r>
     </w:p>
     <w:p>
@@ -8043,7 +7286,7 @@
       </w:r>
       <w:r>
         <w:rPr/>
-        <w:t>ANTHROPIC_API_KEY lue depuis .env via python-dotenv — jamais commitée (.gitignore).</w:t>
+        <w:t>ANTHROPIC_API_KEY lue depuis .env via python-dotenv, jamais commitée (.gitignore).</w:t>
       </w:r>
     </w:p>
     <w:p>
@@ -8151,7 +7394,7 @@
       </w:r>
       <w:r>
         <w:rPr/>
-        <w:t>litellm_config.yaml déclare claude-sonnet-4-6 (anthropic/claude-sonnet-4-6, clé lue depuis ANTHROPIC_API_KEY) — un seul modèle pour ce POC, extensible aux autres fournisseurs du benchmark sans changer le code applicatif.</w:t>
+        <w:t>litellm_config.yaml déclare claude-sonnet-4-6 (anthropic/claude-sonnet-4-6, clé lue depuis ANTHROPIC_API_KEY) : un seul modèle pour ce POC, extensible aux autres fournisseurs du benchmark sans changer le code applicatif.</w:t>
       </w:r>
     </w:p>
     <w:p>
@@ -8173,7 +7416,7 @@
       </w:r>
       <w:r>
         <w:rPr/>
-        <w:t>LITELLM_MASTER_KEY (accès admin du proxy) et LITELLM_SALT_KEY (chiffrement des identifiants stockés), générées aléatoirement et lues depuis .env — jamais commitées.</w:t>
+        <w:t>LITELLM_MASTER_KEY (accès admin du proxy) et LITELLM_SALT_KEY (chiffrement des identifiants stockés), générées aléatoirement et lues depuis .env, jamais commitées.</w:t>
       </w:r>
     </w:p>
     <w:p>
@@ -8195,7 +7438,7 @@
       </w:r>
       <w:r>
         <w:rPr/>
-        <w:t>Générée via POST /key/generate (scope : modèle claude-sonnet-4-6, budget maximal configuré) — c'est cette clé, et non la clé Anthropic brute, qui est utilisée par app_benchmark.py.</w:t>
+        <w:t>Générée via POST /key/generate (scope : modèle claude-sonnet-4-6, budget maximal configuré) ; c'est cette clé, et non la clé Anthropic brute, qui est utilisée par app_benchmark.py.</w:t>
       </w:r>
     </w:p>
     <w:p>
@@ -8217,7 +7460,7 @@
       </w:r>
       <w:r>
         <w:rPr/>
-        <w:t>call_anthropic() route désormais l'appel via le SDK anthropic standard, avec base_url pointant vers le proxy (endpoint passthrough /anthropic) — aucune dépendance supplémentaire, repli automatique sur l'appel direct si le proxy n'est pas configuré.</w:t>
+        <w:t>call_anthropic() route désormais l'appel via le SDK anthropic standard, avec base_url pointant vers le proxy (endpoint passthrough /anthropic). Aucune dépendance supplémentaire ; repli automatique sur l'appel direct si le proxy n'est pas configuré.</w:t>
       </w:r>
     </w:p>
     <w:p>
@@ -8227,7 +7470,7 @@
       </w:pPr>
       <w:r>
         <w:rPr/>
-        <w:t>Vérification en conditions réelles : un appel passant par le proxy a été effectué et tracé — dépense de 0,000117 $ pour 14 tokens d'entrée / 5 de sortie, associée à la clé virtuelle, consultable via GET /key/info et GET /spend/logs. Un second appel confirme l'incrémentation correcte du suivi (dépense cumulée passée à 0,000561 $), avec un délai d'agrégation asynchrone de quelques secondes propre au proxy. Ce suivi est également affiché dans l'application (panneau « Observabilité — veille C6 » de app_benchmark.py) et consultable via l'UI d'administration du proxy (/ui, authentifiée par la clé maître).</w:t>
+        <w:t>Vérification en conditions réelles : deux appels successifs via le proxy ont été tracés correctement (dépense cumulée passée de 0,000117 $ à 0,000561 $), consultable via GET /spend/logs, l'UI d'administration du proxy et dans l'application elle-même.</w:t>
       </w:r>
     </w:p>
     <w:p>
@@ -8237,7 +7480,7 @@
       </w:pPr>
       <w:r>
         <w:rPr/>
-        <w:t>Point de vigilance : le déploiement initial du proxy s'est heurté à une contrainte mémoire de l'environnement Docker local (limite de VM insuffisante pour la génération du client Prisma pendant l'initialisation, provoquant un OOM-kill silencieux) — corrigé en libérant de la mémoire sur l'hôte plutôt qu'en modifiant le paramétrage du service. Ce type d'incident de déploiement, comme celui documenté pour Bloc3/MLflow, est documenté tel quel plutôt que masqué.</w:t>
+        <w:t>Point de vigilance : le déploiement initial a rencontré un OOM-kill silencieux (mémoire Docker insuffisante pour le client Prisma), corrigé en libérant de la mémoire sur l'hôte, documenté tel quel plutôt que masqué.</w:t>
       </w:r>
     </w:p>
     <w:p>
@@ -8247,7 +7490,13 @@
       </w:pPr>
       <w:r>
         <w:rPr/>
-        <w:t>4.3 Données d'entrée communes</w:t>
+        <w:t>4.3 Sources de données utilisées</w:t>
+      </w:r>
+    </w:p>
+    <w:p>
+      <w:pPr/>
+      <w:r>
+        <w:t>Aucune source n'est réellement commune aux deux services : le POC LLM consomme Fear &amp; Greed Index et cours BTC (ci-dessous) ; XGBoost consomme uniquement les OHLCV historiques via le pipeline Bloc3 (cf. §4.1). Les actualités Bitcoin scrapées (cf. §2.2) ne sont utilisées comme entrée par aucun des deux services.</w:t>
       </w:r>
     </w:p>
     <w:tbl>
@@ -8567,99 +7816,6 @@
           <w:tcPr>
             <w:tcW w:w="2880" w:type="dxa"/>
             <w:tcBorders/>
-          </w:tcPr>
-          <w:p>
-            <w:pPr>
-              <w:pStyle w:val="Normal"/>
-              <w:widowControl/>
-              <w:spacing w:before="0" w:after="120"/>
-              <w:jc w:val="left"/>
-              <w:rPr>
-                <w:rFonts w:eastAsia="ＭＳ 明朝" w:cs=""/>
-                <w:kern w:val="0"/>
-                <w:szCs w:val="22"/>
-                <w:lang w:val="en-US" w:eastAsia="en-US" w:bidi="ar-SA"/>
-              </w:rPr>
-            </w:pPr>
-            <w:r>
-              <w:rPr>
-                <w:rFonts w:eastAsia="ＭＳ 明朝" w:cs=""/>
-                <w:kern w:val="0"/>
-                <w:sz w:val="18"/>
-                <w:szCs w:val="22"/>
-                <w:lang w:val="en-US" w:eastAsia="en-US" w:bidi="ar-SA"/>
-              </w:rPr>
-              <w:t>Actualités BTC</w:t>
-            </w:r>
-          </w:p>
-        </w:tc>
-        <w:tc>
-          <w:tcPr>
-            <w:tcW w:w="2880" w:type="dxa"/>
-            <w:tcBorders/>
-          </w:tcPr>
-          <w:p>
-            <w:pPr>
-              <w:pStyle w:val="Normal"/>
-              <w:widowControl/>
-              <w:spacing w:before="0" w:after="120"/>
-              <w:jc w:val="left"/>
-              <w:rPr>
-                <w:rFonts w:eastAsia="ＭＳ 明朝" w:cs=""/>
-                <w:kern w:val="0"/>
-                <w:szCs w:val="22"/>
-                <w:lang w:val="en-US" w:eastAsia="en-US" w:bidi="ar-SA"/>
-              </w:rPr>
-            </w:pPr>
-            <w:r>
-              <w:rPr>
-                <w:rFonts w:eastAsia="ＭＳ 明朝" w:cs=""/>
-                <w:kern w:val="0"/>
-                <w:sz w:val="18"/>
-                <w:szCs w:val="22"/>
-                <w:lang w:val="en-US" w:eastAsia="en-US" w:bidi="ar-SA"/>
-              </w:rPr>
-              <w:t>Bloc1 scraping → scraped_articles.json</w:t>
-            </w:r>
-          </w:p>
-        </w:tc>
-        <w:tc>
-          <w:tcPr>
-            <w:tcW w:w="2880" w:type="dxa"/>
-            <w:tcBorders/>
-          </w:tcPr>
-          <w:p>
-            <w:pPr>
-              <w:pStyle w:val="Normal"/>
-              <w:widowControl/>
-              <w:spacing w:before="0" w:after="120"/>
-              <w:jc w:val="left"/>
-              <w:rPr>
-                <w:rFonts w:eastAsia="ＭＳ 明朝" w:cs=""/>
-                <w:kern w:val="0"/>
-                <w:szCs w:val="22"/>
-                <w:lang w:val="en-US" w:eastAsia="en-US" w:bidi="ar-SA"/>
-              </w:rPr>
-            </w:pPr>
-            <w:r>
-              <w:rPr>
-                <w:rFonts w:eastAsia="ＭＳ 明朝" w:cs=""/>
-                <w:kern w:val="0"/>
-                <w:sz w:val="18"/>
-                <w:szCs w:val="22"/>
-                <w:lang w:val="en-US" w:eastAsia="en-US" w:bidi="ar-SA"/>
-              </w:rPr>
-              <w:t>Manuel (scrapy crawl) ou bouton « Rafraîchir » dans Streamlit</w:t>
-            </w:r>
-          </w:p>
-        </w:tc>
-      </w:tr>
-      <w:tr>
-        <w:trPr/>
-        <w:tc>
-          <w:tcPr>
-            <w:tcW w:w="2880" w:type="dxa"/>
-            <w:tcBorders/>
             <w:shd w:fill="D9E2F3" w:val="clear"/>
           </w:tcPr>
           <w:p>
@@ -9035,7 +8191,7 @@
                 <w:szCs w:val="22"/>
                 <w:lang w:val="en-US" w:eastAsia="en-US" w:bidi="ar-SA"/>
               </w:rPr>
-              <w:t>Benchmark formel C7 — expression de besoin, comparaison, conclusions</w:t>
+              <w:t>Benchmark formel C7 : expression de besoin, comparaison, conclusions</w:t>
             </w:r>
           </w:p>
         </w:tc>
@@ -9100,7 +8256,7 @@
                 <w:szCs w:val="22"/>
                 <w:lang w:val="en-US" w:eastAsia="en-US" w:bidi="ar-SA"/>
               </w:rPr>
-              <w:t>Planification veille (rituels hebdomadaires)</w:t>
+              <w:t>Conduite de projet réelle (solo, sans board Kanban actif, backlog GitHub Issues)</w:t>
             </w:r>
           </w:p>
         </w:tc>
@@ -9246,116 +8402,6 @@
     </w:p>
     <w:p>
       <w:pPr>
-        <w:pStyle w:val="Heading2"/>
-        <w:rPr/>
-      </w:pPr>
-      <w:r>
-        <w:rPr/>
-        <w:t>4.5 Procédures d'installation et de test</w:t>
-      </w:r>
-    </w:p>
-    <w:p>
-      <w:pPr>
-        <w:pStyle w:val="Normal"/>
-        <w:rPr/>
-      </w:pPr>
-      <w:r>
-        <w:rPr/>
-        <w:t>Veille Fear &amp; Greed :</w:t>
-      </w:r>
-    </w:p>
-    <w:p>
-      <w:pPr>
-        <w:pStyle w:val="IntenseQuote"/>
-        <w:rPr/>
-      </w:pPr>
-      <w:r>
-        <w:rPr/>
-        <w:t>cd Bloc2_veille &amp;&amp; uv sync &amp;&amp; uv run python parametrage.py</w:t>
-      </w:r>
-    </w:p>
-    <w:p>
-      <w:pPr>
-        <w:pStyle w:val="Normal"/>
-        <w:rPr/>
-      </w:pPr>
-      <w:r>
-        <w:rPr/>
-        <w:t>POC LLM Streamlit :</w:t>
-      </w:r>
-    </w:p>
-    <w:p>
-      <w:pPr>
-        <w:pStyle w:val="IntenseQuote"/>
-        <w:rPr/>
-      </w:pPr>
-      <w:r>
-        <w:rPr/>
-        <w:t>export ANTHROPIC_API_KEY=sk-ant-...</w:t>
-        <w:br/>
-        <w:t>cd Bloc2_veille &amp;&amp; uv run streamlit run app_benchmark.py</w:t>
-      </w:r>
-    </w:p>
-    <w:p>
-      <w:pPr>
-        <w:pStyle w:val="Normal"/>
-        <w:rPr/>
-      </w:pPr>
-      <w:r>
-        <w:rPr/>
-        <w:t>Pipeline ML (service retenu) :</w:t>
-      </w:r>
-    </w:p>
-    <w:p>
-      <w:pPr>
-        <w:pStyle w:val="IntenseQuote"/>
-        <w:rPr/>
-      </w:pPr>
-      <w:r>
-        <w:rPr/>
-        <w:t>docker compose up ml-pipeline mlflow-server ml-api -d</w:t>
-      </w:r>
-    </w:p>
-    <w:p>
-      <w:pPr>
-        <w:pStyle w:val="Normal"/>
-        <w:rPr/>
-      </w:pPr>
-      <w:r>
-        <w:rPr/>
-        <w:t>Proxy LiteLLM (veille C6, monitoring token/coût) :</w:t>
-      </w:r>
-    </w:p>
-    <w:p>
-      <w:pPr>
-        <w:pStyle w:val="IntenseQuote"/>
-        <w:rPr/>
-      </w:pPr>
-      <w:r>
-        <w:rPr/>
-        <w:t>docker compose up litellm-proxy -d</w:t>
-        <w:br/>
-        <w:t>curl -X POST http://localhost:4010/key/generate \</w:t>
-        <w:br/>
-        <w:t xml:space="preserve">  -H "Authorization: Bearer $LITELLM_MASTER_KEY" \</w:t>
-        <w:br/>
-        <w:t xml:space="preserve">  -d '{"models": ["claude-sonnet-4-6"], "max_budget": 5}'</w:t>
-      </w:r>
-    </w:p>
-    <w:p>
-      <w:pPr>
-        <w:pStyle w:val="Normal"/>
-        <w:rPr/>
-      </w:pPr>
-      <w:r>
-        <w:rPr/>
-      </w:r>
-      <w:r>
-        <w:br w:type="page"/>
-      </w:r>
-    </w:p>
-    <w:p>
-      <w:pPr>
         <w:pStyle w:val="Heading1"/>
         <w:spacing w:before="0" w:after="0"/>
         <w:rPr/>
@@ -9372,7 +8418,7 @@
       </w:pPr>
       <w:r>
         <w:rPr/>
-        <w:t>Ce projet illustre un chemin d'intégration d'un service d'IA préexistant qui n'a pas été linéaire : un premier essai naïf (envoyer les données de marché à un LLM cloud) a fonctionné assez pour révéler ses propres limites — coût en tokens, non-reproductibilité, faible pertinence sur une tâche quantitative — ce qui a orienté une veille formalisée vers un modèle ML supervisé auto-hébergé, tout en conservant le LLM comme outil complémentaire d'analyse qualitative.</w:t>
+        <w:t>Ce projet illustre un chemin d'intégration d'un service d'IA préexistant qui n'a pas été linéaire : un premier essai naïf (envoyer les données de marché à un LLM cloud) a fonctionné assez pour révéler ses propres limites (coût en tokens, non-reproductibilité, faible pertinence sur une tâche quantitative), ce qui a orienté une veille formalisée vers un modèle ML supervisé auto-hébergé, tout en conservant le LLM comme outil complémentaire d'analyse qualitative.</w:t>
       </w:r>
     </w:p>
     <w:p>
@@ -9392,7 +8438,7 @@
       </w:pPr>
       <w:r>
         <w:rPr/>
-        <w:t>L'architecture retenue — XGBoost local pour la prédiction + Claude en POC complémentaire — répond aux contraintes de coût, reproductibilité et éco-responsabilité identifiées dans le benchmark, tout en laissant une porte ouverte à l'enrichissement de l'interface utilisateur par des synthèses en langage naturel.</w:t>
+        <w:t>L'architecture retenue (XGBoost local pour la prédiction + Claude en POC complémentaire) répond aux contraintes de coût, reproductibilité et éco-responsabilité identifiées dans le benchmark, tout en laissant une porte ouverte à l'enrichissement de l'interface utilisateur par des synthèses en langage naturel.</w:t>
       </w:r>
     </w:p>
     <w:p>
@@ -10374,15 +9420,16 @@
         <w:t>[tableau fusionné date | score | sentiment | price]</w:t>
         <w:br/>
         <w:br/>
-        <w:t>En te basant uniquement sur ces données, prédis la tendance du Bitcoin pour les prochaines 24h.</w:t>
+        <w:t>En te basant uniquement sur ces données, prédis la tendance du Bitcoin pour les prochaines 24h en appelant l'outil submit_prediction.</w:t>
         <w:br/>
-        <w:t>Réponds STRICTEMENT au format :</w:t>
         <w:br/>
-        <w:t>PREDICTION: [HAUSSE ou BAISSE ou STABLE]</w:t>
+        <w:t>Schéma de l'outil (tool use Anthropic, PREDICTION_TOOL) :</w:t>
         <w:br/>
-        <w:t>CONFIANCE: [pourcentage entre 0 et 100]</w:t>
+        <w:t>prediction: HAUSSE | BAISSE | STABLE (enum, requis)</w:t>
         <w:br/>
-        <w:t>RAISON: [une phrase courte]</w:t>
+        <w:t>confidence: entier 0-100 (requis)</w:t>
+        <w:br/>
+        <w:t>reason: texte court (requis)</w:t>
       </w:r>
     </w:p>
     <w:p>

--- a/rapports/Rapport_Bloc2_Veille_Benchmark_Parametrage_IA.docx
+++ b/rapports/Rapport_Bloc2_Veille_Benchmark_Parametrage_IA.docx
@@ -190,16 +190,6 @@
       <w:r>
         <w:rPr/>
         <w:t>6. Sources consultées</w:t>
-      </w:r>
-    </w:p>
-    <w:p>
-      <w:pPr>
-        <w:pStyle w:val="Normal"/>
-        <w:rPr/>
-      </w:pPr>
-      <w:r>
-        <w:rPr/>
-        <w:t>Annexes</w:t>
       </w:r>
     </w:p>
     <w:p>
@@ -8392,16 +8382,6 @@
     </w:tbl>
     <w:p>
       <w:pPr>
-        <w:pStyle w:val="Normal"/>
-        <w:rPr/>
-      </w:pPr>
-      <w:r>
-        <w:rPr/>
-        <w:t>La documentation est rédigée en Markdown (titres hiérarchiques, listes, blocs de code), format consultable par un lecteur d'écran sans dépendre d'une mise en forme visuelle.</w:t>
-      </w:r>
-    </w:p>
-    <w:p>
-      <w:pPr>
         <w:pStyle w:val="Heading1"/>
         <w:spacing w:before="0" w:after="0"/>
         <w:rPr/>
@@ -8439,6 +8419,11 @@
       <w:r>
         <w:rPr/>
         <w:t>L'architecture retenue (XGBoost local pour la prédiction + Claude en POC complémentaire) répond aux contraintes de coût, reproductibilité et éco-responsabilité identifiées dans le benchmark, tout en laissant une porte ouverte à l'enrichissement de l'interface utilisateur par des synthèses en langage naturel.</w:t>
+      </w:r>
+    </w:p>
+    <w:p>
+      <w:r>
+        <w:t>Le paramétrage de C8 s'est aussi concrétisé par un proxy LiteLLM réellement déployé (§4.2.5), qui centralise le suivi de coût et de tokens et prépare l'ajout d'autres fournisseurs sans changer le code applicatif.</w:t>
       </w:r>
     </w:p>
     <w:p>
@@ -8754,1193 +8739,6 @@
       </w:r>
       <w:r>
         <w:br w:type="page"/>
-      </w:r>
-    </w:p>
-    <w:p>
-      <w:pPr>
-        <w:pStyle w:val="Heading1"/>
-        <w:spacing w:before="0" w:after="0"/>
-        <w:rPr/>
-      </w:pPr>
-      <w:r>
-        <w:rPr/>
-        <w:t>Annexes</w:t>
-      </w:r>
-    </w:p>
-    <w:p>
-      <w:pPr>
-        <w:pStyle w:val="Heading2"/>
-        <w:rPr/>
-      </w:pPr>
-      <w:r>
-        <w:rPr/>
-        <w:t>Annexe A — Expression de besoin (extrait benchmark)</w:t>
-      </w:r>
-    </w:p>
-    <w:p>
-      <w:pPr>
-        <w:pStyle w:val="Normal"/>
-        <w:rPr/>
-      </w:pPr>
-      <w:r>
-        <w:rPr/>
-        <w:t>Objectif : prédire la tendance du Bitcoin (hausse / baisse / stable) à court terme (24h) pour alimenter un outil d'aide à la décision.</w:t>
-        <w:br/>
-        <w:t>Contraintes : données OHLCV + Fear &amp; Greed Index ; latence &lt; 5 s ; budget limité ; reproductibilité ; éco-responsabilité.</w:t>
-      </w:r>
-    </w:p>
-    <w:p>
-      <w:pPr>
-        <w:pStyle w:val="Heading2"/>
-        <w:rPr/>
-      </w:pPr>
-      <w:r>
-        <w:rPr/>
-        <w:t>Annexe B — Grille d'adéquation fonctionnelle</w:t>
-      </w:r>
-    </w:p>
-    <w:tbl>
-      <w:tblPr>
-        <w:tblStyle w:val="TableGrid"/>
-        <w:tblW w:w="8640" w:type="dxa"/>
-        <w:jc w:val="center"/>
-        <w:tblInd w:w="0" w:type="dxa"/>
-        <w:tblLayout w:type="fixed"/>
-        <w:tblCellMar>
-          <w:top w:w="0" w:type="dxa"/>
-          <w:left w:w="108" w:type="dxa"/>
-          <w:bottom w:w="0" w:type="dxa"/>
-          <w:right w:w="108" w:type="dxa"/>
-        </w:tblCellMar>
-        <w:tblLook w:val="04a0" w:noHBand="0" w:noVBand="1" w:firstColumn="1" w:lastRow="0" w:lastColumn="0" w:firstRow="1"/>
-      </w:tblPr>
-      <w:tblGrid>
-        <w:gridCol w:w="2880"/>
-        <w:gridCol w:w="2880"/>
-        <w:gridCol w:w="2880"/>
-      </w:tblGrid>
-      <w:tr>
-        <w:trPr/>
-        <w:tc>
-          <w:tcPr>
-            <w:tcW w:w="2880" w:type="dxa"/>
-            <w:tcBorders/>
-            <w:shd w:fill="2E74B5" w:val="clear"/>
-          </w:tcPr>
-          <w:p>
-            <w:pPr>
-              <w:pStyle w:val="Normal"/>
-              <w:widowControl/>
-              <w:spacing w:before="0" w:after="120"/>
-              <w:jc w:val="center"/>
-              <w:rPr>
-                <w:rFonts w:eastAsia="ＭＳ 明朝" w:cs=""/>
-                <w:kern w:val="0"/>
-                <w:szCs w:val="22"/>
-                <w:lang w:val="en-US" w:eastAsia="en-US" w:bidi="ar-SA"/>
-              </w:rPr>
-            </w:pPr>
-            <w:r>
-              <w:rPr>
-                <w:rFonts w:eastAsia="ＭＳ 明朝" w:cs=""/>
-                <w:b/>
-                <w:color w:val="FFFFFF"/>
-                <w:kern w:val="0"/>
-                <w:sz w:val="18"/>
-                <w:szCs w:val="22"/>
-                <w:lang w:val="en-US" w:eastAsia="en-US" w:bidi="ar-SA"/>
-              </w:rPr>
-              <w:t>Fonction</w:t>
-            </w:r>
-          </w:p>
-        </w:tc>
-        <w:tc>
-          <w:tcPr>
-            <w:tcW w:w="2880" w:type="dxa"/>
-            <w:tcBorders/>
-            <w:shd w:fill="2E74B5" w:val="clear"/>
-          </w:tcPr>
-          <w:p>
-            <w:pPr>
-              <w:pStyle w:val="Normal"/>
-              <w:widowControl/>
-              <w:spacing w:before="0" w:after="120"/>
-              <w:jc w:val="center"/>
-              <w:rPr>
-                <w:rFonts w:eastAsia="ＭＳ 明朝" w:cs=""/>
-                <w:kern w:val="0"/>
-                <w:szCs w:val="22"/>
-                <w:lang w:val="en-US" w:eastAsia="en-US" w:bidi="ar-SA"/>
-              </w:rPr>
-            </w:pPr>
-            <w:r>
-              <w:rPr>
-                <w:rFonts w:eastAsia="ＭＳ 明朝" w:cs=""/>
-                <w:b/>
-                <w:color w:val="FFFFFF"/>
-                <w:kern w:val="0"/>
-                <w:sz w:val="18"/>
-                <w:szCs w:val="22"/>
-                <w:lang w:val="en-US" w:eastAsia="en-US" w:bidi="ar-SA"/>
-              </w:rPr>
-              <w:t>LLM</w:t>
-            </w:r>
-          </w:p>
-        </w:tc>
-        <w:tc>
-          <w:tcPr>
-            <w:tcW w:w="2880" w:type="dxa"/>
-            <w:tcBorders/>
-            <w:shd w:fill="2E74B5" w:val="clear"/>
-          </w:tcPr>
-          <w:p>
-            <w:pPr>
-              <w:pStyle w:val="Normal"/>
-              <w:widowControl/>
-              <w:spacing w:before="0" w:after="120"/>
-              <w:jc w:val="center"/>
-              <w:rPr>
-                <w:rFonts w:eastAsia="ＭＳ 明朝" w:cs=""/>
-                <w:kern w:val="0"/>
-                <w:szCs w:val="22"/>
-                <w:lang w:val="en-US" w:eastAsia="en-US" w:bidi="ar-SA"/>
-              </w:rPr>
-            </w:pPr>
-            <w:r>
-              <w:rPr>
-                <w:rFonts w:eastAsia="ＭＳ 明朝" w:cs=""/>
-                <w:b/>
-                <w:color w:val="FFFFFF"/>
-                <w:kern w:val="0"/>
-                <w:sz w:val="18"/>
-                <w:szCs w:val="22"/>
-                <w:lang w:val="en-US" w:eastAsia="en-US" w:bidi="ar-SA"/>
-              </w:rPr>
-              <w:t>ML Custom</w:t>
-            </w:r>
-          </w:p>
-        </w:tc>
-      </w:tr>
-      <w:tr>
-        <w:trPr/>
-        <w:tc>
-          <w:tcPr>
-            <w:tcW w:w="2880" w:type="dxa"/>
-            <w:tcBorders/>
-          </w:tcPr>
-          <w:p>
-            <w:pPr>
-              <w:pStyle w:val="Normal"/>
-              <w:widowControl/>
-              <w:spacing w:before="0" w:after="120"/>
-              <w:jc w:val="left"/>
-              <w:rPr>
-                <w:rFonts w:eastAsia="ＭＳ 明朝" w:cs=""/>
-                <w:kern w:val="0"/>
-                <w:szCs w:val="22"/>
-                <w:lang w:val="en-US" w:eastAsia="en-US" w:bidi="ar-SA"/>
-              </w:rPr>
-            </w:pPr>
-            <w:r>
-              <w:rPr>
-                <w:rFonts w:eastAsia="ＭＳ 明朝" w:cs=""/>
-                <w:kern w:val="0"/>
-                <w:sz w:val="18"/>
-                <w:szCs w:val="22"/>
-                <w:lang w:val="en-US" w:eastAsia="en-US" w:bidi="ar-SA"/>
-              </w:rPr>
-              <w:t>Prédiction quantitative</w:t>
-            </w:r>
-          </w:p>
-        </w:tc>
-        <w:tc>
-          <w:tcPr>
-            <w:tcW w:w="2880" w:type="dxa"/>
-            <w:tcBorders/>
-          </w:tcPr>
-          <w:p>
-            <w:pPr>
-              <w:pStyle w:val="Normal"/>
-              <w:widowControl/>
-              <w:spacing w:before="0" w:after="120"/>
-              <w:jc w:val="left"/>
-              <w:rPr>
-                <w:rFonts w:eastAsia="ＭＳ 明朝" w:cs=""/>
-                <w:kern w:val="0"/>
-                <w:szCs w:val="22"/>
-                <w:lang w:val="en-US" w:eastAsia="en-US" w:bidi="ar-SA"/>
-              </w:rPr>
-            </w:pPr>
-            <w:r>
-              <w:rPr>
-                <w:rFonts w:eastAsia="ＭＳ 明朝" w:cs=""/>
-                <w:kern w:val="0"/>
-                <w:sz w:val="18"/>
-                <w:szCs w:val="22"/>
-                <w:lang w:val="en-US" w:eastAsia="en-US" w:bidi="ar-SA"/>
-              </w:rPr>
-              <w:t>Non adapté</w:t>
-            </w:r>
-          </w:p>
-        </w:tc>
-        <w:tc>
-          <w:tcPr>
-            <w:tcW w:w="2880" w:type="dxa"/>
-            <w:tcBorders/>
-          </w:tcPr>
-          <w:p>
-            <w:pPr>
-              <w:pStyle w:val="Normal"/>
-              <w:widowControl/>
-              <w:spacing w:before="0" w:after="120"/>
-              <w:jc w:val="left"/>
-              <w:rPr>
-                <w:rFonts w:eastAsia="ＭＳ 明朝" w:cs=""/>
-                <w:kern w:val="0"/>
-                <w:szCs w:val="22"/>
-                <w:lang w:val="en-US" w:eastAsia="en-US" w:bidi="ar-SA"/>
-              </w:rPr>
-            </w:pPr>
-            <w:r>
-              <w:rPr>
-                <w:rFonts w:eastAsia="ＭＳ 明朝" w:cs=""/>
-                <w:kern w:val="0"/>
-                <w:sz w:val="18"/>
-                <w:szCs w:val="22"/>
-                <w:lang w:val="en-US" w:eastAsia="en-US" w:bidi="ar-SA"/>
-              </w:rPr>
-              <w:t>Conçu pour</w:t>
-            </w:r>
-          </w:p>
-        </w:tc>
-      </w:tr>
-      <w:tr>
-        <w:trPr/>
-        <w:tc>
-          <w:tcPr>
-            <w:tcW w:w="2880" w:type="dxa"/>
-            <w:tcBorders/>
-            <w:shd w:fill="D9E2F3" w:val="clear"/>
-          </w:tcPr>
-          <w:p>
-            <w:pPr>
-              <w:pStyle w:val="Normal"/>
-              <w:widowControl/>
-              <w:spacing w:before="0" w:after="120"/>
-              <w:jc w:val="left"/>
-              <w:rPr>
-                <w:rFonts w:eastAsia="ＭＳ 明朝" w:cs=""/>
-                <w:kern w:val="0"/>
-                <w:szCs w:val="22"/>
-                <w:lang w:val="en-US" w:eastAsia="en-US" w:bidi="ar-SA"/>
-              </w:rPr>
-            </w:pPr>
-            <w:r>
-              <w:rPr>
-                <w:rFonts w:eastAsia="ＭＳ 明朝" w:cs=""/>
-                <w:kern w:val="0"/>
-                <w:sz w:val="18"/>
-                <w:szCs w:val="22"/>
-                <w:lang w:val="en-US" w:eastAsia="en-US" w:bidi="ar-SA"/>
-              </w:rPr>
-              <w:t>Analyse qualitative</w:t>
-            </w:r>
-          </w:p>
-        </w:tc>
-        <w:tc>
-          <w:tcPr>
-            <w:tcW w:w="2880" w:type="dxa"/>
-            <w:tcBorders/>
-            <w:shd w:fill="D9E2F3" w:val="clear"/>
-          </w:tcPr>
-          <w:p>
-            <w:pPr>
-              <w:pStyle w:val="Normal"/>
-              <w:widowControl/>
-              <w:spacing w:before="0" w:after="120"/>
-              <w:jc w:val="left"/>
-              <w:rPr>
-                <w:rFonts w:eastAsia="ＭＳ 明朝" w:cs=""/>
-                <w:kern w:val="0"/>
-                <w:szCs w:val="22"/>
-                <w:lang w:val="en-US" w:eastAsia="en-US" w:bidi="ar-SA"/>
-              </w:rPr>
-            </w:pPr>
-            <w:r>
-              <w:rPr>
-                <w:rFonts w:eastAsia="ＭＳ 明朝" w:cs=""/>
-                <w:kern w:val="0"/>
-                <w:sz w:val="18"/>
-                <w:szCs w:val="22"/>
-                <w:lang w:val="en-US" w:eastAsia="en-US" w:bidi="ar-SA"/>
-              </w:rPr>
-              <w:t>Pertinent</w:t>
-            </w:r>
-          </w:p>
-        </w:tc>
-        <w:tc>
-          <w:tcPr>
-            <w:tcW w:w="2880" w:type="dxa"/>
-            <w:tcBorders/>
-            <w:shd w:fill="D9E2F3" w:val="clear"/>
-          </w:tcPr>
-          <w:p>
-            <w:pPr>
-              <w:pStyle w:val="Normal"/>
-              <w:widowControl/>
-              <w:spacing w:before="0" w:after="120"/>
-              <w:jc w:val="left"/>
-              <w:rPr>
-                <w:rFonts w:eastAsia="ＭＳ 明朝" w:cs=""/>
-                <w:kern w:val="0"/>
-                <w:szCs w:val="22"/>
-                <w:lang w:val="en-US" w:eastAsia="en-US" w:bidi="ar-SA"/>
-              </w:rPr>
-            </w:pPr>
-            <w:r>
-              <w:rPr>
-                <w:rFonts w:eastAsia="ＭＳ 明朝" w:cs=""/>
-                <w:kern w:val="0"/>
-                <w:sz w:val="18"/>
-                <w:szCs w:val="22"/>
-                <w:lang w:val="en-US" w:eastAsia="en-US" w:bidi="ar-SA"/>
-              </w:rPr>
-              <w:t>Non prévu</w:t>
-            </w:r>
-          </w:p>
-        </w:tc>
-      </w:tr>
-      <w:tr>
-        <w:trPr/>
-        <w:tc>
-          <w:tcPr>
-            <w:tcW w:w="2880" w:type="dxa"/>
-            <w:tcBorders/>
-          </w:tcPr>
-          <w:p>
-            <w:pPr>
-              <w:pStyle w:val="Normal"/>
-              <w:widowControl/>
-              <w:spacing w:before="0" w:after="120"/>
-              <w:jc w:val="left"/>
-              <w:rPr>
-                <w:rFonts w:eastAsia="ＭＳ 明朝" w:cs=""/>
-                <w:kern w:val="0"/>
-                <w:szCs w:val="22"/>
-                <w:lang w:val="en-US" w:eastAsia="en-US" w:bidi="ar-SA"/>
-              </w:rPr>
-            </w:pPr>
-            <w:r>
-              <w:rPr>
-                <w:rFonts w:eastAsia="ＭＳ 明朝" w:cs=""/>
-                <w:kern w:val="0"/>
-                <w:sz w:val="18"/>
-                <w:szCs w:val="22"/>
-                <w:lang w:val="en-US" w:eastAsia="en-US" w:bidi="ar-SA"/>
-              </w:rPr>
-              <w:t>Synthèse actualités</w:t>
-            </w:r>
-          </w:p>
-        </w:tc>
-        <w:tc>
-          <w:tcPr>
-            <w:tcW w:w="2880" w:type="dxa"/>
-            <w:tcBorders/>
-          </w:tcPr>
-          <w:p>
-            <w:pPr>
-              <w:pStyle w:val="Normal"/>
-              <w:widowControl/>
-              <w:spacing w:before="0" w:after="120"/>
-              <w:jc w:val="left"/>
-              <w:rPr>
-                <w:rFonts w:eastAsia="ＭＳ 明朝" w:cs=""/>
-                <w:kern w:val="0"/>
-                <w:szCs w:val="22"/>
-                <w:lang w:val="en-US" w:eastAsia="en-US" w:bidi="ar-SA"/>
-              </w:rPr>
-            </w:pPr>
-            <w:r>
-              <w:rPr>
-                <w:rFonts w:eastAsia="ＭＳ 明朝" w:cs=""/>
-                <w:kern w:val="0"/>
-                <w:sz w:val="18"/>
-                <w:szCs w:val="22"/>
-                <w:lang w:val="en-US" w:eastAsia="en-US" w:bidi="ar-SA"/>
-              </w:rPr>
-              <w:t>Pertinent</w:t>
-            </w:r>
-          </w:p>
-        </w:tc>
-        <w:tc>
-          <w:tcPr>
-            <w:tcW w:w="2880" w:type="dxa"/>
-            <w:tcBorders/>
-          </w:tcPr>
-          <w:p>
-            <w:pPr>
-              <w:pStyle w:val="Normal"/>
-              <w:widowControl/>
-              <w:spacing w:before="0" w:after="120"/>
-              <w:jc w:val="left"/>
-              <w:rPr>
-                <w:rFonts w:eastAsia="ＭＳ 明朝" w:cs=""/>
-                <w:kern w:val="0"/>
-                <w:szCs w:val="22"/>
-                <w:lang w:val="en-US" w:eastAsia="en-US" w:bidi="ar-SA"/>
-              </w:rPr>
-            </w:pPr>
-            <w:r>
-              <w:rPr>
-                <w:rFonts w:eastAsia="ＭＳ 明朝" w:cs=""/>
-                <w:kern w:val="0"/>
-                <w:sz w:val="18"/>
-                <w:szCs w:val="22"/>
-                <w:lang w:val="en-US" w:eastAsia="en-US" w:bidi="ar-SA"/>
-              </w:rPr>
-              <w:t>Non prévu</w:t>
-            </w:r>
-          </w:p>
-        </w:tc>
-      </w:tr>
-      <w:tr>
-        <w:trPr/>
-        <w:tc>
-          <w:tcPr>
-            <w:tcW w:w="2880" w:type="dxa"/>
-            <w:tcBorders/>
-            <w:shd w:fill="D9E2F3" w:val="clear"/>
-          </w:tcPr>
-          <w:p>
-            <w:pPr>
-              <w:pStyle w:val="Normal"/>
-              <w:widowControl/>
-              <w:spacing w:before="0" w:after="120"/>
-              <w:jc w:val="left"/>
-              <w:rPr>
-                <w:rFonts w:eastAsia="ＭＳ 明朝" w:cs=""/>
-                <w:kern w:val="0"/>
-                <w:szCs w:val="22"/>
-                <w:lang w:val="en-US" w:eastAsia="en-US" w:bidi="ar-SA"/>
-              </w:rPr>
-            </w:pPr>
-            <w:r>
-              <w:rPr>
-                <w:rFonts w:eastAsia="ＭＳ 明朝" w:cs=""/>
-                <w:kern w:val="0"/>
-                <w:sz w:val="18"/>
-                <w:szCs w:val="22"/>
-                <w:lang w:val="en-US" w:eastAsia="en-US" w:bidi="ar-SA"/>
-              </w:rPr>
-              <w:t>Reproductibilité</w:t>
-            </w:r>
-          </w:p>
-        </w:tc>
-        <w:tc>
-          <w:tcPr>
-            <w:tcW w:w="2880" w:type="dxa"/>
-            <w:tcBorders/>
-            <w:shd w:fill="D9E2F3" w:val="clear"/>
-          </w:tcPr>
-          <w:p>
-            <w:pPr>
-              <w:pStyle w:val="Normal"/>
-              <w:widowControl/>
-              <w:spacing w:before="0" w:after="120"/>
-              <w:jc w:val="left"/>
-              <w:rPr>
-                <w:rFonts w:eastAsia="ＭＳ 明朝" w:cs=""/>
-                <w:kern w:val="0"/>
-                <w:szCs w:val="22"/>
-                <w:lang w:val="en-US" w:eastAsia="en-US" w:bidi="ar-SA"/>
-              </w:rPr>
-            </w:pPr>
-            <w:r>
-              <w:rPr>
-                <w:rFonts w:eastAsia="ＭＳ 明朝" w:cs=""/>
-                <w:kern w:val="0"/>
-                <w:sz w:val="18"/>
-                <w:szCs w:val="22"/>
-                <w:lang w:val="en-US" w:eastAsia="en-US" w:bidi="ar-SA"/>
-              </w:rPr>
-              <w:t>Non garanti</w:t>
-            </w:r>
-          </w:p>
-        </w:tc>
-        <w:tc>
-          <w:tcPr>
-            <w:tcW w:w="2880" w:type="dxa"/>
-            <w:tcBorders/>
-            <w:shd w:fill="D9E2F3" w:val="clear"/>
-          </w:tcPr>
-          <w:p>
-            <w:pPr>
-              <w:pStyle w:val="Normal"/>
-              <w:widowControl/>
-              <w:spacing w:before="0" w:after="120"/>
-              <w:jc w:val="left"/>
-              <w:rPr>
-                <w:rFonts w:eastAsia="ＭＳ 明朝" w:cs=""/>
-                <w:kern w:val="0"/>
-                <w:szCs w:val="22"/>
-                <w:lang w:val="en-US" w:eastAsia="en-US" w:bidi="ar-SA"/>
-              </w:rPr>
-            </w:pPr>
-            <w:r>
-              <w:rPr>
-                <w:rFonts w:eastAsia="ＭＳ 明朝" w:cs=""/>
-                <w:kern w:val="0"/>
-                <w:sz w:val="18"/>
-                <w:szCs w:val="22"/>
-                <w:lang w:val="en-US" w:eastAsia="en-US" w:bidi="ar-SA"/>
-              </w:rPr>
-              <w:t>Garanti</w:t>
-            </w:r>
-          </w:p>
-        </w:tc>
-      </w:tr>
-      <w:tr>
-        <w:trPr/>
-        <w:tc>
-          <w:tcPr>
-            <w:tcW w:w="2880" w:type="dxa"/>
-            <w:tcBorders/>
-          </w:tcPr>
-          <w:p>
-            <w:pPr>
-              <w:pStyle w:val="Normal"/>
-              <w:widowControl/>
-              <w:spacing w:before="0" w:after="120"/>
-              <w:jc w:val="left"/>
-              <w:rPr>
-                <w:rFonts w:eastAsia="ＭＳ 明朝" w:cs=""/>
-                <w:kern w:val="0"/>
-                <w:szCs w:val="22"/>
-                <w:lang w:val="en-US" w:eastAsia="en-US" w:bidi="ar-SA"/>
-              </w:rPr>
-            </w:pPr>
-            <w:r>
-              <w:rPr>
-                <w:rFonts w:eastAsia="ＭＳ 明朝" w:cs=""/>
-                <w:kern w:val="0"/>
-                <w:sz w:val="18"/>
-                <w:szCs w:val="22"/>
-                <w:lang w:val="en-US" w:eastAsia="en-US" w:bidi="ar-SA"/>
-              </w:rPr>
-              <w:t>Explicabilité</w:t>
-            </w:r>
-          </w:p>
-        </w:tc>
-        <w:tc>
-          <w:tcPr>
-            <w:tcW w:w="2880" w:type="dxa"/>
-            <w:tcBorders/>
-          </w:tcPr>
-          <w:p>
-            <w:pPr>
-              <w:pStyle w:val="Normal"/>
-              <w:widowControl/>
-              <w:spacing w:before="0" w:after="120"/>
-              <w:jc w:val="left"/>
-              <w:rPr>
-                <w:rFonts w:eastAsia="ＭＳ 明朝" w:cs=""/>
-                <w:kern w:val="0"/>
-                <w:szCs w:val="22"/>
-                <w:lang w:val="en-US" w:eastAsia="en-US" w:bidi="ar-SA"/>
-              </w:rPr>
-            </w:pPr>
-            <w:r>
-              <w:rPr>
-                <w:rFonts w:eastAsia="ＭＳ 明朝" w:cs=""/>
-                <w:kern w:val="0"/>
-                <w:sz w:val="18"/>
-                <w:szCs w:val="22"/>
-                <w:lang w:val="en-US" w:eastAsia="en-US" w:bidi="ar-SA"/>
-              </w:rPr>
-              <w:t>Textuel</w:t>
-            </w:r>
-          </w:p>
-        </w:tc>
-        <w:tc>
-          <w:tcPr>
-            <w:tcW w:w="2880" w:type="dxa"/>
-            <w:tcBorders/>
-          </w:tcPr>
-          <w:p>
-            <w:pPr>
-              <w:pStyle w:val="Normal"/>
-              <w:widowControl/>
-              <w:spacing w:before="0" w:after="120"/>
-              <w:jc w:val="left"/>
-              <w:rPr>
-                <w:rFonts w:eastAsia="ＭＳ 明朝" w:cs=""/>
-                <w:kern w:val="0"/>
-                <w:szCs w:val="22"/>
-                <w:lang w:val="en-US" w:eastAsia="en-US" w:bidi="ar-SA"/>
-              </w:rPr>
-            </w:pPr>
-            <w:r>
-              <w:rPr>
-                <w:rFonts w:eastAsia="ＭＳ 明朝" w:cs=""/>
-                <w:kern w:val="0"/>
-                <w:sz w:val="18"/>
-                <w:szCs w:val="22"/>
-                <w:lang w:val="en-US" w:eastAsia="en-US" w:bidi="ar-SA"/>
-              </w:rPr>
-              <w:t>Feature importance</w:t>
-            </w:r>
-          </w:p>
-        </w:tc>
-      </w:tr>
-    </w:tbl>
-    <w:p>
-      <w:pPr>
-        <w:pStyle w:val="Heading2"/>
-        <w:rPr/>
-      </w:pPr>
-      <w:r>
-        <w:rPr/>
-        <w:t>Annexe C — Exemple de prompt LLM</w:t>
-      </w:r>
-    </w:p>
-    <w:p>
-      <w:pPr>
-        <w:pStyle w:val="Normal"/>
-        <w:rPr/>
-      </w:pPr>
-      <w:r>
-        <w:rPr/>
-        <w:t>Tu es un analyste crypto. Voici les données des 30 derniers jours pour Bitcoin :</w:t>
-        <w:br/>
-        <w:t>- Fear &amp; Greed Index (score de 0 à 100)</w:t>
-        <w:br/>
-        <w:t>- Cours BTC en USD</w:t>
-        <w:br/>
-        <w:br/>
-        <w:t>[tableau fusionné date | score | sentiment | price]</w:t>
-        <w:br/>
-        <w:br/>
-        <w:t>En te basant uniquement sur ces données, prédis la tendance du Bitcoin pour les prochaines 24h en appelant l'outil submit_prediction.</w:t>
-        <w:br/>
-        <w:br/>
-        <w:t>Schéma de l'outil (tool use Anthropic, PREDICTION_TOOL) :</w:t>
-        <w:br/>
-        <w:t>prediction: HAUSSE | BAISSE | STABLE (enum, requis)</w:t>
-        <w:br/>
-        <w:t>confidence: entier 0-100 (requis)</w:t>
-        <w:br/>
-        <w:t>reason: texte court (requis)</w:t>
-      </w:r>
-    </w:p>
-    <w:p>
-      <w:pPr>
-        <w:pStyle w:val="Heading2"/>
-        <w:rPr/>
-      </w:pPr>
-      <w:r>
-        <w:rPr/>
-        <w:t>Annexe D — Configuration YAML Bloc3 (extrait)</w:t>
-      </w:r>
-    </w:p>
-    <w:p>
-      <w:pPr>
-        <w:pStyle w:val="Normal"/>
-        <w:rPr/>
-      </w:pPr>
-      <w:r>
-        <w:rPr/>
-        <w:t>Fichier config/ml_config.yaml :</w:t>
-        <w:br/>
-        <w:t xml:space="preserve">  classification_threshold: 0.005  # 0,5 % de variation</w:t>
-        <w:br/>
-        <w:t xml:space="preserve">  classes: {down: 0, stable: 1, up: 2}</w:t>
-        <w:br/>
-        <w:br/>
-        <w:t>Fichier config/day_models_config.yaml :</w:t>
-        <w:br/>
-        <w:t xml:space="preserve">  BTCUSDT:</w:t>
-        <w:br/>
-        <w:t xml:space="preserve">    model: XGBClassifier</w:t>
-        <w:br/>
-        <w:t xml:space="preserve">    train_start: '2020-01-01'</w:t>
-        <w:br/>
-        <w:t xml:space="preserve">    train_end: '2024-12-31'</w:t>
-        <w:br/>
-        <w:t xml:space="preserve">    test_start: '2025-01-01'</w:t>
-        <w:br/>
-        <w:t xml:space="preserve">    test_end: '2025-05-31'</w:t>
-      </w:r>
-    </w:p>
-    <w:p>
-      <w:pPr>
-        <w:pStyle w:val="Heading2"/>
-        <w:rPr/>
-      </w:pPr>
-      <w:r>
-        <w:rPr/>
-        <w:t>Annexe E — Commandes de lancement</w:t>
-      </w:r>
-    </w:p>
-    <w:tbl>
-      <w:tblPr>
-        <w:tblStyle w:val="TableGrid"/>
-        <w:tblW w:w="8640" w:type="dxa"/>
-        <w:jc w:val="center"/>
-        <w:tblInd w:w="0" w:type="dxa"/>
-        <w:tblLayout w:type="fixed"/>
-        <w:tblCellMar>
-          <w:top w:w="0" w:type="dxa"/>
-          <w:left w:w="108" w:type="dxa"/>
-          <w:bottom w:w="0" w:type="dxa"/>
-          <w:right w:w="108" w:type="dxa"/>
-        </w:tblCellMar>
-        <w:tblLook w:val="04a0" w:noHBand="0" w:noVBand="1" w:firstColumn="1" w:lastRow="0" w:lastColumn="0" w:firstRow="1"/>
-      </w:tblPr>
-      <w:tblGrid>
-        <w:gridCol w:w="4320"/>
-        <w:gridCol w:w="4319"/>
-      </w:tblGrid>
-      <w:tr>
-        <w:trPr/>
-        <w:tc>
-          <w:tcPr>
-            <w:tcW w:w="4320" w:type="dxa"/>
-            <w:tcBorders/>
-            <w:shd w:fill="2E74B5" w:val="clear"/>
-          </w:tcPr>
-          <w:p>
-            <w:pPr>
-              <w:pStyle w:val="Normal"/>
-              <w:widowControl/>
-              <w:spacing w:before="0" w:after="120"/>
-              <w:jc w:val="center"/>
-              <w:rPr>
-                <w:rFonts w:eastAsia="ＭＳ 明朝" w:cs=""/>
-                <w:kern w:val="0"/>
-                <w:szCs w:val="22"/>
-                <w:lang w:val="en-US" w:eastAsia="en-US" w:bidi="ar-SA"/>
-              </w:rPr>
-            </w:pPr>
-            <w:r>
-              <w:rPr>
-                <w:rFonts w:eastAsia="ＭＳ 明朝" w:cs=""/>
-                <w:b/>
-                <w:color w:val="FFFFFF"/>
-                <w:kern w:val="0"/>
-                <w:sz w:val="18"/>
-                <w:szCs w:val="22"/>
-                <w:lang w:val="en-US" w:eastAsia="en-US" w:bidi="ar-SA"/>
-              </w:rPr>
-              <w:t>Action</w:t>
-            </w:r>
-          </w:p>
-        </w:tc>
-        <w:tc>
-          <w:tcPr>
-            <w:tcW w:w="4319" w:type="dxa"/>
-            <w:tcBorders/>
-            <w:shd w:fill="2E74B5" w:val="clear"/>
-          </w:tcPr>
-          <w:p>
-            <w:pPr>
-              <w:pStyle w:val="Normal"/>
-              <w:widowControl/>
-              <w:spacing w:before="0" w:after="120"/>
-              <w:jc w:val="center"/>
-              <w:rPr>
-                <w:rFonts w:eastAsia="ＭＳ 明朝" w:cs=""/>
-                <w:kern w:val="0"/>
-                <w:szCs w:val="22"/>
-                <w:lang w:val="en-US" w:eastAsia="en-US" w:bidi="ar-SA"/>
-              </w:rPr>
-            </w:pPr>
-            <w:r>
-              <w:rPr>
-                <w:rFonts w:eastAsia="ＭＳ 明朝" w:cs=""/>
-                <w:b/>
-                <w:color w:val="FFFFFF"/>
-                <w:kern w:val="0"/>
-                <w:sz w:val="18"/>
-                <w:szCs w:val="22"/>
-                <w:lang w:val="en-US" w:eastAsia="en-US" w:bidi="ar-SA"/>
-              </w:rPr>
-              <w:t>Commande</w:t>
-            </w:r>
-          </w:p>
-        </w:tc>
-      </w:tr>
-      <w:tr>
-        <w:trPr/>
-        <w:tc>
-          <w:tcPr>
-            <w:tcW w:w="4320" w:type="dxa"/>
-            <w:tcBorders/>
-          </w:tcPr>
-          <w:p>
-            <w:pPr>
-              <w:pStyle w:val="Normal"/>
-              <w:widowControl/>
-              <w:spacing w:before="0" w:after="120"/>
-              <w:jc w:val="left"/>
-              <w:rPr>
-                <w:rFonts w:eastAsia="ＭＳ 明朝" w:cs=""/>
-                <w:kern w:val="0"/>
-                <w:szCs w:val="22"/>
-                <w:lang w:val="en-US" w:eastAsia="en-US" w:bidi="ar-SA"/>
-              </w:rPr>
-            </w:pPr>
-            <w:r>
-              <w:rPr>
-                <w:rFonts w:eastAsia="ＭＳ 明朝" w:cs=""/>
-                <w:kern w:val="0"/>
-                <w:sz w:val="18"/>
-                <w:szCs w:val="22"/>
-                <w:lang w:val="en-US" w:eastAsia="en-US" w:bidi="ar-SA"/>
-              </w:rPr>
-              <w:t>Veille Fear &amp; Greed</w:t>
-            </w:r>
-          </w:p>
-        </w:tc>
-        <w:tc>
-          <w:tcPr>
-            <w:tcW w:w="4319" w:type="dxa"/>
-            <w:tcBorders/>
-          </w:tcPr>
-          <w:p>
-            <w:pPr>
-              <w:pStyle w:val="Normal"/>
-              <w:widowControl/>
-              <w:spacing w:before="0" w:after="120"/>
-              <w:jc w:val="left"/>
-              <w:rPr>
-                <w:rFonts w:eastAsia="ＭＳ 明朝" w:cs=""/>
-                <w:kern w:val="0"/>
-                <w:szCs w:val="22"/>
-                <w:lang w:val="en-US" w:eastAsia="en-US" w:bidi="ar-SA"/>
-              </w:rPr>
-            </w:pPr>
-            <w:r>
-              <w:rPr>
-                <w:rFonts w:eastAsia="ＭＳ 明朝" w:cs=""/>
-                <w:kern w:val="0"/>
-                <w:sz w:val="18"/>
-                <w:szCs w:val="22"/>
-                <w:lang w:val="en-US" w:eastAsia="en-US" w:bidi="ar-SA"/>
-              </w:rPr>
-              <w:t>cd Bloc2_veille &amp;&amp; uv run python parametrage.py</w:t>
-            </w:r>
-          </w:p>
-        </w:tc>
-      </w:tr>
-      <w:tr>
-        <w:trPr/>
-        <w:tc>
-          <w:tcPr>
-            <w:tcW w:w="4320" w:type="dxa"/>
-            <w:tcBorders/>
-            <w:shd w:fill="D9E2F3" w:val="clear"/>
-          </w:tcPr>
-          <w:p>
-            <w:pPr>
-              <w:pStyle w:val="Normal"/>
-              <w:widowControl/>
-              <w:spacing w:before="0" w:after="120"/>
-              <w:jc w:val="left"/>
-              <w:rPr>
-                <w:rFonts w:eastAsia="ＭＳ 明朝" w:cs=""/>
-                <w:kern w:val="0"/>
-                <w:szCs w:val="22"/>
-                <w:lang w:val="en-US" w:eastAsia="en-US" w:bidi="ar-SA"/>
-              </w:rPr>
-            </w:pPr>
-            <w:r>
-              <w:rPr>
-                <w:rFonts w:eastAsia="ＭＳ 明朝" w:cs=""/>
-                <w:kern w:val="0"/>
-                <w:sz w:val="18"/>
-                <w:szCs w:val="22"/>
-                <w:lang w:val="en-US" w:eastAsia="en-US" w:bidi="ar-SA"/>
-              </w:rPr>
-              <w:t>POC LLM Streamlit</w:t>
-            </w:r>
-          </w:p>
-        </w:tc>
-        <w:tc>
-          <w:tcPr>
-            <w:tcW w:w="4319" w:type="dxa"/>
-            <w:tcBorders/>
-            <w:shd w:fill="D9E2F3" w:val="clear"/>
-          </w:tcPr>
-          <w:p>
-            <w:pPr>
-              <w:pStyle w:val="Normal"/>
-              <w:widowControl/>
-              <w:spacing w:before="0" w:after="120"/>
-              <w:jc w:val="left"/>
-              <w:rPr>
-                <w:rFonts w:eastAsia="ＭＳ 明朝" w:cs=""/>
-                <w:kern w:val="0"/>
-                <w:szCs w:val="22"/>
-                <w:lang w:val="en-US" w:eastAsia="en-US" w:bidi="ar-SA"/>
-              </w:rPr>
-            </w:pPr>
-            <w:r>
-              <w:rPr>
-                <w:rFonts w:eastAsia="ＭＳ 明朝" w:cs=""/>
-                <w:kern w:val="0"/>
-                <w:sz w:val="18"/>
-                <w:szCs w:val="22"/>
-                <w:lang w:val="en-US" w:eastAsia="en-US" w:bidi="ar-SA"/>
-              </w:rPr>
-              <w:t>cd Bloc2_veille &amp;&amp; uv run streamlit run app_benchmark.py</w:t>
-            </w:r>
-          </w:p>
-        </w:tc>
-      </w:tr>
-      <w:tr>
-        <w:trPr/>
-        <w:tc>
-          <w:tcPr>
-            <w:tcW w:w="4320" w:type="dxa"/>
-            <w:tcBorders/>
-          </w:tcPr>
-          <w:p>
-            <w:pPr>
-              <w:pStyle w:val="Normal"/>
-              <w:widowControl/>
-              <w:spacing w:before="0" w:after="120"/>
-              <w:jc w:val="left"/>
-              <w:rPr>
-                <w:rFonts w:eastAsia="ＭＳ 明朝" w:cs=""/>
-                <w:kern w:val="0"/>
-                <w:szCs w:val="22"/>
-                <w:lang w:val="en-US" w:eastAsia="en-US" w:bidi="ar-SA"/>
-              </w:rPr>
-            </w:pPr>
-            <w:r>
-              <w:rPr>
-                <w:rFonts w:eastAsia="ＭＳ 明朝" w:cs=""/>
-                <w:kern w:val="0"/>
-                <w:sz w:val="18"/>
-                <w:szCs w:val="22"/>
-                <w:lang w:val="en-US" w:eastAsia="en-US" w:bidi="ar-SA"/>
-              </w:rPr>
-              <w:t>Scraping actualités</w:t>
-            </w:r>
-          </w:p>
-        </w:tc>
-        <w:tc>
-          <w:tcPr>
-            <w:tcW w:w="4319" w:type="dxa"/>
-            <w:tcBorders/>
-          </w:tcPr>
-          <w:p>
-            <w:pPr>
-              <w:pStyle w:val="Normal"/>
-              <w:widowControl/>
-              <w:spacing w:before="0" w:after="120"/>
-              <w:jc w:val="left"/>
-              <w:rPr>
-                <w:rFonts w:eastAsia="ＭＳ 明朝" w:cs=""/>
-                <w:kern w:val="0"/>
-                <w:szCs w:val="22"/>
-                <w:lang w:val="en-US" w:eastAsia="en-US" w:bidi="ar-SA"/>
-              </w:rPr>
-            </w:pPr>
-            <w:r>
-              <w:rPr>
-                <w:rFonts w:eastAsia="ＭＳ 明朝" w:cs=""/>
-                <w:kern w:val="0"/>
-                <w:sz w:val="18"/>
-                <w:szCs w:val="22"/>
-                <w:lang w:val="en-US" w:eastAsia="en-US" w:bidi="ar-SA"/>
-              </w:rPr>
-              <w:t>cd Bloc1_data &amp;&amp; uv run scrapy crawl cointelegraph</w:t>
-            </w:r>
-          </w:p>
-        </w:tc>
-      </w:tr>
-      <w:tr>
-        <w:trPr/>
-        <w:tc>
-          <w:tcPr>
-            <w:tcW w:w="4320" w:type="dxa"/>
-            <w:tcBorders/>
-            <w:shd w:fill="D9E2F3" w:val="clear"/>
-          </w:tcPr>
-          <w:p>
-            <w:pPr>
-              <w:pStyle w:val="Normal"/>
-              <w:widowControl/>
-              <w:spacing w:before="0" w:after="120"/>
-              <w:jc w:val="left"/>
-              <w:rPr>
-                <w:rFonts w:eastAsia="ＭＳ 明朝" w:cs=""/>
-                <w:kern w:val="0"/>
-                <w:szCs w:val="22"/>
-                <w:lang w:val="en-US" w:eastAsia="en-US" w:bidi="ar-SA"/>
-              </w:rPr>
-            </w:pPr>
-            <w:r>
-              <w:rPr>
-                <w:rFonts w:eastAsia="ＭＳ 明朝" w:cs=""/>
-                <w:kern w:val="0"/>
-                <w:sz w:val="18"/>
-                <w:szCs w:val="22"/>
-                <w:lang w:val="en-US" w:eastAsia="en-US" w:bidi="ar-SA"/>
-              </w:rPr>
-              <w:t>Pipeline ML + MLflow</w:t>
-            </w:r>
-          </w:p>
-        </w:tc>
-        <w:tc>
-          <w:tcPr>
-            <w:tcW w:w="4319" w:type="dxa"/>
-            <w:tcBorders/>
-            <w:shd w:fill="D9E2F3" w:val="clear"/>
-          </w:tcPr>
-          <w:p>
-            <w:pPr>
-              <w:pStyle w:val="Normal"/>
-              <w:widowControl/>
-              <w:spacing w:before="0" w:after="120"/>
-              <w:jc w:val="left"/>
-              <w:rPr>
-                <w:rFonts w:eastAsia="ＭＳ 明朝" w:cs=""/>
-                <w:kern w:val="0"/>
-                <w:szCs w:val="22"/>
-                <w:lang w:val="en-US" w:eastAsia="en-US" w:bidi="ar-SA"/>
-              </w:rPr>
-            </w:pPr>
-            <w:r>
-              <w:rPr>
-                <w:rFonts w:eastAsia="ＭＳ 明朝" w:cs=""/>
-                <w:kern w:val="0"/>
-                <w:sz w:val="18"/>
-                <w:szCs w:val="22"/>
-                <w:lang w:val="en-US" w:eastAsia="en-US" w:bidi="ar-SA"/>
-              </w:rPr>
-              <w:t>docker compose up ml-pipeline mlflow-server ml-api -d</w:t>
-            </w:r>
-          </w:p>
-        </w:tc>
-      </w:tr>
-      <w:tr>
-        <w:trPr/>
-        <w:tc>
-          <w:tcPr>
-            <w:tcW w:w="4320" w:type="dxa"/>
-            <w:tcBorders/>
-          </w:tcPr>
-          <w:p>
-            <w:pPr>
-              <w:pStyle w:val="Normal"/>
-              <w:widowControl/>
-              <w:spacing w:before="0" w:after="120"/>
-              <w:jc w:val="left"/>
-              <w:rPr>
-                <w:rFonts w:eastAsia="ＭＳ 明朝" w:cs=""/>
-                <w:kern w:val="0"/>
-                <w:szCs w:val="22"/>
-                <w:lang w:val="en-US" w:eastAsia="en-US" w:bidi="ar-SA"/>
-              </w:rPr>
-            </w:pPr>
-            <w:r>
-              <w:rPr>
-                <w:rFonts w:eastAsia="ＭＳ 明朝" w:cs=""/>
-                <w:kern w:val="0"/>
-                <w:sz w:val="18"/>
-                <w:szCs w:val="22"/>
-                <w:lang w:val="en-US" w:eastAsia="en-US" w:bidi="ar-SA"/>
-              </w:rPr>
-              <w:t>Régénérer ce rapport</w:t>
-            </w:r>
-          </w:p>
-        </w:tc>
-        <w:tc>
-          <w:tcPr>
-            <w:tcW w:w="4319" w:type="dxa"/>
-            <w:tcBorders/>
-          </w:tcPr>
-          <w:p>
-            <w:pPr>
-              <w:pStyle w:val="Normal"/>
-              <w:widowControl/>
-              <w:spacing w:before="0" w:after="120"/>
-              <w:jc w:val="left"/>
-              <w:rPr>
-                <w:rFonts w:eastAsia="ＭＳ 明朝" w:cs=""/>
-                <w:kern w:val="0"/>
-                <w:szCs w:val="22"/>
-                <w:lang w:val="en-US" w:eastAsia="en-US" w:bidi="ar-SA"/>
-              </w:rPr>
-            </w:pPr>
-            <w:r>
-              <w:rPr>
-                <w:rFonts w:eastAsia="ＭＳ 明朝" w:cs=""/>
-                <w:kern w:val="0"/>
-                <w:sz w:val="18"/>
-                <w:szCs w:val="22"/>
-                <w:lang w:val="en-US" w:eastAsia="en-US" w:bidi="ar-SA"/>
-              </w:rPr>
-              <w:t>cd rapports &amp;&amp; .venv/bin/python generate_rapport_bloc2.py</w:t>
-            </w:r>
-          </w:p>
-        </w:tc>
-      </w:tr>
-    </w:tbl>
-    <w:p>
-      <w:pPr>
-        <w:pStyle w:val="Heading2"/>
-        <w:rPr/>
-      </w:pPr>
-      <w:r>
-        <w:rPr/>
-        <w:t>Annexe F — Cahier des charges du projet (extraits)</w:t>
-      </w:r>
-    </w:p>
-    <w:p>
-      <w:pPr>
-        <w:pStyle w:val="Normal"/>
-        <w:rPr/>
-      </w:pPr>
-      <w:r>
-        <w:rPr/>
-        <w:t>Transcription des extraits pertinents du cahier des charges du projet (docs/cahier_des_charges_classification_tendance.md), à l'origine du besoin fonctionnel reformulé en §3.1.</w:t>
-      </w:r>
-    </w:p>
-    <w:p>
-      <w:pPr>
-        <w:pStyle w:val="Normal"/>
-        <w:rPr/>
-      </w:pPr>
-      <w:r>
-        <w:rPr/>
-        <w:t>1.1 Objectif : Construire une plateforme complète de classification de tendance pour les cryptomonnaies. Le système prédit, pour chaque pas de temps (heure ou jour), si le prix va monter (UP), descendre (DOWN) ou rester stable (STABLE). C'est un problème de classification supervisée à 3 classes, contrairement à un problème de régression qui prédirait le prix exact.</w:t>
-      </w:r>
-    </w:p>
-    <w:p>
-      <w:pPr>
-        <w:pStyle w:val="Normal"/>
-        <w:rPr/>
-      </w:pPr>
-      <w:r>
-        <w:rPr/>
-        <w:t>1.2 Paires de trading suivies : BTC-USD (Bitcoin / US Dollar) et BTC-USDT (Bitcoin / Tether USDt), granularités horaire et journalière.</w:t>
-      </w:r>
-    </w:p>
-    <w:p>
-      <w:pPr>
-        <w:pStyle w:val="Normal"/>
-        <w:widowControl/>
-        <w:bidi w:val="0"/>
-        <w:spacing w:lineRule="auto" w:line="276" w:before="0" w:after="120"/>
-        <w:jc w:val="left"/>
-        <w:rPr/>
-      </w:pPr>
-      <w:r>
-        <w:rPr/>
-        <w:t>1.4 Définition de la variable cible : la cible est construite à partir de la variation relative du prix de clôture entre deux pas de temps consécutifs (variation = (close[t] - close[t-1]) / close[t-1]), avec un seuil configurable (0,5 % par défaut) : UP si variation &gt; +seuil, DOWN si variation &lt; -seuil, STABLE sinon. Le seuil est paramétrable en YAML pour être ajusté sans modifier le code.</w:t>
       </w:r>
     </w:p>
     <w:sectPr>
